--- a/docs/forgotten-felines/published-policies/forgotten-felines-data-breach-response-procedure.docx
+++ b/docs/forgotten-felines/published-policies/forgotten-felines-data-breach-response-procedure.docx
@@ -3,118 +3,547 @@
 <w:document xmlns:wpc="http://schemas.microsoft.com/office/word/2010/wordprocessingCanvas" xmlns:mo="http://schemas.microsoft.com/office/mac/office/2008/main" xmlns:mc="http://schemas.openxmlformats.org/markup-compatibility/2006" xmlns:mv="urn:schemas-microsoft-com:mac:vml" xmlns:o="urn:schemas-microsoft-com:office:office" xmlns:r="http://schemas.openxmlformats.org/officeDocument/2006/relationships" xmlns:m="http://schemas.openxmlformats.org/officeDocument/2006/math" xmlns:v="urn:schemas-microsoft-com:vml" xmlns:wp14="http://schemas.microsoft.com/office/word/2010/wordprocessingDrawing" xmlns:wp="http://schemas.openxmlformats.org/drawingml/2006/wordprocessingDrawing" xmlns:w10="urn:schemas-microsoft-com:office:word" xmlns:w="http://schemas.openxmlformats.org/wordprocessingml/2006/main" xmlns:w14="http://schemas.microsoft.com/office/word/2010/wordml" xmlns:wpg="http://schemas.microsoft.com/office/word/2010/wordprocessingGroup" xmlns:wpi="http://schemas.microsoft.com/office/word/2010/wordprocessingInk" xmlns:wne="http://schemas.microsoft.com/office/word/2006/wordml" xmlns:wps="http://schemas.microsoft.com/office/word/2010/wordprocessingShape" mc:Ignorable="w14 wp14">
   <w:body>
     <w:p>
-      <w:pPr>
-        <w:shd w:val="clear" w:color="auto" w:fill="05A44E"/>
-        <w:spacing w:before="0" w:after="0"/>
-      </w:pPr>
       <w:r>
         <w:rPr>
-          <w:b/>
-          <w:color w:val="FFFFFF"/>
-          <w:sz w:val="17"/>
+          <w:i/>
         </w:rPr>
-        <w:t>POLICY DOCUMENT</w:t>
+        <w:t>________________________________________</w:t>
+      </w:r>
+    </w:p>
+    <w:p>
+      <w:r>
+        <w:t>title: Data Breach Response Procedure description: Step-by-step procedure for identifying, containing, assessing, and reporting a personal data breach within the UK GDPR 72-hour reporting window. author: Sam Mathias (Data Protection Lead) date: 2026-04-12</w:t>
+      </w:r>
+    </w:p>
+    <w:p>
+      <w:r>
+        <w:rPr>
+          <w:i/>
+        </w:rPr>
+        <w:t>________________________________________</w:t>
       </w:r>
     </w:p>
     <w:p>
       <w:pPr>
-        <w:shd w:val="clear" w:color="auto" w:fill="05A44E"/>
-        <w:spacing w:before="0" w:after="240"/>
+        <w:pStyle w:val="Heading1"/>
       </w:pPr>
       <w:r>
+        <w:t>Data Breach Response Procedure</w:t>
+      </w:r>
+    </w:p>
+    <w:p>
+      <w:r>
         <w:rPr>
-          <w:color w:val="FFFFFF"/>
-          <w:sz w:val="44"/>
+          <w:b/>
         </w:rPr>
-        <w:t>Data Breach Response Procedure</w:t>
+        <w:t>Forgotten Felines Cat Rescue — Charity No. 1181190</w:t>
+      </w:r>
+    </w:p>
+    <w:p>
+      <w:r>
+        <w:rPr>
+          <w:i/>
+        </w:rPr>
+        <w:t>________________________________________</w:t>
+      </w:r>
+    </w:p>
+    <w:p>
+      <w:pPr>
+        <w:pStyle w:val="Heading2"/>
+      </w:pPr>
+      <w:r>
+        <w:t>Purpose</w:t>
+      </w:r>
+    </w:p>
+    <w:p>
+      <w:r>
+        <w:t>This procedure tells trustees and volunteers exactly what to do when a personal data breach occurs or is suspected.</w:t>
+      </w:r>
+    </w:p>
+    <w:p>
+      <w:r>
+        <w:t xml:space="preserve">UK GDPR requires Forgotten Felines to report certain breaches to the Information Commissioner's Office (ICO) </w:t>
+      </w:r>
+      <w:r>
+        <w:rPr>
+          <w:b/>
+        </w:rPr>
+        <w:t>within 72 hours</w:t>
+      </w:r>
+      <w:r>
+        <w:t xml:space="preserve"> of becoming aware of them. Acting quickly and correctly protects the people whose data we hold, protects the charity, and keeps us compliant.</w:t>
+      </w:r>
+    </w:p>
+    <w:p>
+      <w:r>
+        <w:rPr>
+          <w:b/>
+        </w:rPr>
+        <w:t>Data Protection Lead:</w:t>
+      </w:r>
+      <w:r>
+        <w:t xml:space="preserve"> Sam Mathias </w:t>
+      </w:r>
+      <w:r>
+        <w:rPr>
+          <w:b/>
+        </w:rPr>
+        <w:t>Contact:</w:t>
+      </w:r>
+      <w:r>
+        <w:t xml:space="preserve"> Via official trustee channels </w:t>
+      </w:r>
+      <w:r>
+        <w:rPr>
+          <w:b/>
+        </w:rPr>
+        <w:t>Last Reviewed:</w:t>
+      </w:r>
+      <w:r>
+        <w:t xml:space="preserve"> April 2026</w:t>
+      </w:r>
+    </w:p>
+    <w:p>
+      <w:r>
+        <w:rPr>
+          <w:i/>
+        </w:rPr>
+        <w:t>________________________________________</w:t>
+      </w:r>
+    </w:p>
+    <w:p>
+      <w:pPr>
+        <w:pStyle w:val="Heading2"/>
+      </w:pPr>
+      <w:r>
+        <w:t>What Counts as a Personal Data Breach</w:t>
+      </w:r>
+    </w:p>
+    <w:p>
+      <w:r>
+        <w:t xml:space="preserve">A personal data breach is any security incident that affects the </w:t>
+      </w:r>
+      <w:r>
+        <w:rPr>
+          <w:b/>
+        </w:rPr>
+        <w:t>confidentiality, integrity, or availability</w:t>
+      </w:r>
+      <w:r>
+        <w:t xml:space="preserve"> of personal data.</w:t>
+      </w:r>
+    </w:p>
+    <w:p>
+      <w:r>
+        <w:rPr>
+          <w:b/>
+        </w:rPr>
+        <w:t>Examples of breaches:</w:t>
+      </w:r>
+    </w:p>
+    <w:p>
+      <w:pPr>
+        <w:pStyle w:val="ListBullet"/>
+      </w:pPr>
+      <w:r>
+        <w:t>Sending an email or message containing personal data to the wrong person</w:t>
+      </w:r>
+    </w:p>
+    <w:p>
+      <w:pPr>
+        <w:pStyle w:val="ListBullet"/>
+      </w:pPr>
+      <w:r>
+        <w:t>Sharing an adoption application or home check note in a group chat where it should not be visible</w:t>
+      </w:r>
+    </w:p>
+    <w:p>
+      <w:pPr>
+        <w:pStyle w:val="ListBullet"/>
+      </w:pPr>
+      <w:r>
+        <w:t>Loss or theft of a device holding personal data (phone, laptop)</w:t>
+      </w:r>
+    </w:p>
+    <w:p>
+      <w:pPr>
+        <w:pStyle w:val="ListBullet"/>
+      </w:pPr>
+      <w:r>
+        <w:t>Posting an identifiable photo without the person's consent</w:t>
+      </w:r>
+    </w:p>
+    <w:p>
+      <w:pPr>
+        <w:pStyle w:val="ListBullet"/>
+      </w:pPr>
+      <w:r>
+        <w:t>Unauthorised access to an account containing personal data (eg a hacked email or social media account)</w:t>
+      </w:r>
+    </w:p>
+    <w:p>
+      <w:pPr>
+        <w:pStyle w:val="ListBullet"/>
+      </w:pPr>
+      <w:r>
+        <w:t>Accidentally deleting records that are still required under the retention policy</w:t>
+      </w:r>
+    </w:p>
+    <w:p>
+      <w:pPr>
+        <w:pStyle w:val="ListBullet"/>
+      </w:pPr>
+      <w:r>
+        <w:t>A volunteer or trustee leaving the charity still holding access to systems or data</w:t>
+      </w:r>
+    </w:p>
+    <w:p>
+      <w:r>
+        <w:t xml:space="preserve">If you are unsure whether something counts as a breach, </w:t>
+      </w:r>
+      <w:r>
+        <w:rPr>
+          <w:b/>
+        </w:rPr>
+        <w:t>treat it as one and report it</w:t>
+      </w:r>
+      <w:r>
+        <w:t xml:space="preserve"> — the Data Protection Lead will assess it.</w:t>
+      </w:r>
+    </w:p>
+    <w:p>
+      <w:r>
+        <w:rPr>
+          <w:i/>
+        </w:rPr>
+        <w:t>________________________________________</w:t>
+      </w:r>
+    </w:p>
+    <w:p>
+      <w:pPr>
+        <w:pStyle w:val="Heading2"/>
+      </w:pPr>
+      <w:r>
+        <w:t>Response Overview</w:t>
+      </w:r>
+    </w:p>
+    <w:p>
+      <w:r>
+        <w:rPr>
+          <w:rFonts w:ascii="Courier New" w:hAnsi="Courier New"/>
+          <w:sz w:val="18"/>
+        </w:rPr>
+        <w:t>flowchart TD</w:t>
+        <w:br/>
+        <w:t xml:space="preserve">    A[Breach identified or suspected] --&gt; B[Report to Data Protection Lead immediately]</w:t>
+        <w:br/>
+        <w:t xml:space="preserve">    B --&gt; C[Contain: stop ongoing harm where possible]</w:t>
+        <w:br/>
+        <w:t xml:space="preserve">    C --&gt; D{Is personal data involved?}</w:t>
+        <w:br/>
+        <w:t xml:space="preserve">    D --&gt;|No| E[Document as security incident only\nNo GDPR notification required]</w:t>
+        <w:br/>
+        <w:t xml:space="preserve">    D --&gt;|Yes| F[Assess: severity and risk to individuals]</w:t>
+        <w:br/>
+        <w:t xml:space="preserve">    F --&gt; G{Is the breach likely to result in\nrisk to individuals rights and freedoms?}</w:t>
+        <w:br/>
+        <w:t xml:space="preserve">    G --&gt;|No| H[Document in breach log\nNo ICO report required]</w:t>
+        <w:br/>
+        <w:t xml:space="preserve">    G --&gt;|Yes| I[Report to ICO within 72 hours of awareness]</w:t>
+        <w:br/>
+        <w:t xml:space="preserve">    I --&gt; J{High risk to individuals?}</w:t>
+        <w:br/>
+        <w:t xml:space="preserve">    J --&gt;|No| K[ICO report only]</w:t>
+        <w:br/>
+        <w:t xml:space="preserve">    J --&gt;|Yes| L[Notify affected individuals without undue delay]</w:t>
+        <w:br/>
+        <w:t xml:space="preserve">    K --&gt; M[Review and lessons learned]</w:t>
+        <w:br/>
+        <w:t xml:space="preserve">    L --&gt; M</w:t>
+        <w:br/>
+        <w:t xml:space="preserve">    H --&gt; M</w:t>
+      </w:r>
+    </w:p>
+    <w:p>
+      <w:r>
+        <w:rPr>
+          <w:i/>
+        </w:rPr>
+        <w:t>________________________________________</w:t>
+      </w:r>
+    </w:p>
+    <w:p>
+      <w:pPr>
+        <w:pStyle w:val="Heading2"/>
+      </w:pPr>
+      <w:r>
+        <w:t>Step 1: Identify and Report</w:t>
+      </w:r>
+    </w:p>
+    <w:p>
+      <w:r>
+        <w:rPr>
+          <w:b/>
+        </w:rPr>
+        <w:t>Who acts:</w:t>
+      </w:r>
+      <w:r>
+        <w:t xml:space="preserve"> Any trustee or volunteer who becomes aware of a breach.</w:t>
+      </w:r>
+    </w:p>
+    <w:p>
+      <w:r>
+        <w:t xml:space="preserve">As soon as you identify or suspect a breach, report it to the </w:t>
+      </w:r>
+      <w:r>
+        <w:rPr>
+          <w:b/>
+        </w:rPr>
+        <w:t>Data Protection Lead</w:t>
+      </w:r>
+      <w:r>
+        <w:t xml:space="preserve"> immediately using official trustee channels.</w:t>
+      </w:r>
+    </w:p>
+    <w:p>
+      <w:r>
+        <w:t xml:space="preserve">Do not wait to investigate fully before reporting. The 72-hour ICO reporting clock starts </w:t>
+      </w:r>
+      <w:r>
+        <w:rPr>
+          <w:b/>
+        </w:rPr>
+        <w:t>from the moment the charity becomes aware</w:t>
+      </w:r>
+      <w:r>
+        <w:t>, not from when the breach was confirmed.</w:t>
+      </w:r>
+    </w:p>
+    <w:p>
+      <w:r>
+        <w:rPr>
+          <w:b/>
+        </w:rPr>
+        <w:t>Tell the Data Protection Lead:</w:t>
+      </w:r>
+    </w:p>
+    <w:p>
+      <w:pPr>
+        <w:pStyle w:val="ListBullet"/>
+      </w:pPr>
+      <w:r>
+        <w:t>What happened (as much as you know)</w:t>
+      </w:r>
+    </w:p>
+    <w:p>
+      <w:pPr>
+        <w:pStyle w:val="ListBullet"/>
+      </w:pPr>
+      <w:r>
+        <w:t>When it happened or when you discovered it</w:t>
+      </w:r>
+    </w:p>
+    <w:p>
+      <w:pPr>
+        <w:pStyle w:val="ListBullet"/>
+      </w:pPr>
+      <w:r>
+        <w:t>What personal data may be affected</w:t>
+      </w:r>
+    </w:p>
+    <w:p>
+      <w:pPr>
+        <w:pStyle w:val="ListBullet"/>
+      </w:pPr>
+      <w:r>
+        <w:t>How many people may be affected</w:t>
+      </w:r>
+    </w:p>
+    <w:p>
+      <w:pPr>
+        <w:pStyle w:val="ListBullet"/>
+      </w:pPr>
+      <w:r>
+        <w:t>Any steps you have already taken</w:t>
+      </w:r>
+    </w:p>
+    <w:p>
+      <w:r>
+        <w:rPr>
+          <w:i/>
+        </w:rPr>
+        <w:t>________________________________________</w:t>
+      </w:r>
+    </w:p>
+    <w:p>
+      <w:pPr>
+        <w:pStyle w:val="Heading2"/>
+      </w:pPr>
+      <w:r>
+        <w:t>Step 2: Contain the Breach</w:t>
+      </w:r>
+    </w:p>
+    <w:p>
+      <w:r>
+        <w:rPr>
+          <w:b/>
+        </w:rPr>
+        <w:t>Who acts:</w:t>
+      </w:r>
+      <w:r>
+        <w:t xml:space="preserve"> The person who identified the breach, guided by the Data Protection Lead.</w:t>
+      </w:r>
+    </w:p>
+    <w:p>
+      <w:r>
+        <w:t>Take immediate steps to stop the breach from getting worse. Do not delay containment while waiting for a full investigation.</w:t>
+      </w:r>
+    </w:p>
+    <w:p>
+      <w:r>
+        <w:rPr>
+          <w:b/>
+        </w:rPr>
+        <w:t>Containment actions (as applicable):</w:t>
+      </w:r>
+    </w:p>
+    <w:p>
+      <w:pPr>
+        <w:pStyle w:val="ListBullet"/>
+      </w:pPr>
+      <w:r>
+        <w:t>Recall or unsend a message or email if the platform allows it</w:t>
+      </w:r>
+    </w:p>
+    <w:p>
+      <w:pPr>
+        <w:pStyle w:val="ListBullet"/>
+      </w:pPr>
+      <w:r>
+        <w:t>Ask the unintended recipient to delete the data and confirm they have done so</w:t>
+      </w:r>
+    </w:p>
+    <w:p>
+      <w:pPr>
+        <w:pStyle w:val="ListBullet"/>
+      </w:pPr>
+      <w:r>
+        <w:t>Revoke access to a compromised account or system</w:t>
+      </w:r>
+    </w:p>
+    <w:p>
+      <w:pPr>
+        <w:pStyle w:val="ListBullet"/>
+      </w:pPr>
+      <w:r>
+        <w:t>Change passwords on affected accounts immediately</w:t>
+      </w:r>
+    </w:p>
+    <w:p>
+      <w:pPr>
+        <w:pStyle w:val="ListBullet"/>
+      </w:pPr>
+      <w:r>
+        <w:t>Remove a post or content published in error</w:t>
+      </w:r>
+    </w:p>
+    <w:p>
+      <w:pPr>
+        <w:pStyle w:val="ListBullet"/>
+      </w:pPr>
+      <w:r>
+        <w:t>Secure or recover a lost or stolen device</w:t>
+      </w:r>
+    </w:p>
+    <w:p>
+      <w:r>
+        <w:t>Document every containment action taken and when.</w:t>
+      </w:r>
+    </w:p>
+    <w:p>
+      <w:r>
+        <w:rPr>
+          <w:i/>
+        </w:rPr>
+        <w:t>________________________________________</w:t>
+      </w:r>
+    </w:p>
+    <w:p>
+      <w:pPr>
+        <w:pStyle w:val="Heading2"/>
+      </w:pPr>
+      <w:r>
+        <w:t>Step 3: Assess the Breach</w:t>
+      </w:r>
+    </w:p>
+    <w:p>
+      <w:r>
+        <w:rPr>
+          <w:b/>
+        </w:rPr>
+        <w:t>Who acts:</w:t>
+      </w:r>
+      <w:r>
+        <w:t xml:space="preserve"> Data Protection Lead, with relevant trustees.</w:t>
+      </w:r>
+    </w:p>
+    <w:p>
+      <w:r>
+        <w:t>Once contained, assess the breach to determine its severity and the risk it poses to individuals.</w:t>
+      </w:r>
+    </w:p>
+    <w:p>
+      <w:r>
+        <w:rPr>
+          <w:b/>
+        </w:rPr>
+        <w:t>Assess the following:</w:t>
       </w:r>
     </w:p>
     <w:tbl>
       <w:tblPr>
-        <w:tblStyle w:val="TableGrid"/>
+        <w:tblStyle w:val="LightGrid-Accent1"/>
         <w:tblW w:type="auto" w:w="0"/>
         <w:tblLook w:firstColumn="1" w:firstRow="1" w:lastColumn="0" w:lastRow="0" w:noHBand="0" w:noVBand="1" w:val="04A0"/>
       </w:tblPr>
       <w:tblGrid>
-        <w:gridCol w:w="2268"/>
-        <w:gridCol w:w="2268"/>
-        <w:gridCol w:w="2268"/>
-        <w:gridCol w:w="2268"/>
+        <w:gridCol w:w="4320"/>
+        <w:gridCol w:w="4320"/>
       </w:tblGrid>
       <w:tr>
         <w:tc>
           <w:tcPr>
-            <w:tcW w:type="dxa" w:w="2268"/>
-            <w:shd w:val="clear" w:color="auto" w:fill="E6F8EF"/>
+            <w:tcW w:type="dxa" w:w="4320"/>
           </w:tcPr>
           <w:p>
-            <w:pPr>
-              <w:spacing w:before="60" w:after="60"/>
-            </w:pPr>
             <w:r>
               <w:rPr>
                 <w:b/>
-                <w:color w:val="037A3A"/>
-                <w:sz w:val="19"/>
               </w:rPr>
-              <w:t>Policy Number</w:t>
+            </w:r>
+            <w:r>
+              <w:rPr>
+                <w:b/>
+              </w:rPr>
+              <w:t>Factor</w:t>
             </w:r>
           </w:p>
         </w:tc>
         <w:tc>
           <w:tcPr>
-            <w:tcW w:type="dxa" w:w="2268"/>
-            <w:shd w:val="clear" w:color="auto" w:fill="FFFFFF"/>
+            <w:tcW w:type="dxa" w:w="4320"/>
           </w:tcPr>
           <w:p>
-            <w:pPr>
-              <w:spacing w:before="60" w:after="60"/>
-            </w:pPr>
-            <w:r>
-              <w:rPr>
-                <w:b w:val="0"/>
-                <w:color w:val="111827"/>
-                <w:sz w:val="19"/>
-              </w:rPr>
-              <w:t>FF-DP-001</w:t>
-            </w:r>
-          </w:p>
-        </w:tc>
-        <w:tc>
-          <w:tcPr>
-            <w:tcW w:type="dxa" w:w="2268"/>
-            <w:shd w:val="clear" w:color="auto" w:fill="E6F8EF"/>
-          </w:tcPr>
-          <w:p>
-            <w:pPr>
-              <w:spacing w:before="60" w:after="60"/>
-            </w:pPr>
             <w:r>
               <w:rPr>
                 <w:b/>
-                <w:color w:val="037A3A"/>
-                <w:sz w:val="19"/>
               </w:rPr>
-              <w:t>Category</w:t>
             </w:r>
-          </w:p>
-        </w:tc>
-        <w:tc>
-          <w:tcPr>
-            <w:tcW w:type="dxa" w:w="2268"/>
-            <w:shd w:val="clear" w:color="auto" w:fill="FFFFFF"/>
-          </w:tcPr>
-          <w:p>
-            <w:pPr>
-              <w:spacing w:before="60" w:after="60"/>
-            </w:pPr>
             <w:r>
               <w:rPr>
-                <w:b w:val="0"/>
-                <w:color w:val="111827"/>
-                <w:sz w:val="19"/>
+                <w:b/>
               </w:rPr>
-              <w:t>Data Protection</w:t>
+              <w:t>Questions to consider</w:t>
             </w:r>
           </w:p>
         </w:tc>
@@ -122,77 +551,23 @@
       <w:tr>
         <w:tc>
           <w:tcPr>
-            <w:tcW w:type="dxa" w:w="2268"/>
-            <w:shd w:val="clear" w:color="auto" w:fill="C2EDD6"/>
+            <w:tcW w:type="dxa" w:w="4320"/>
           </w:tcPr>
           <w:p>
-            <w:pPr>
-              <w:spacing w:before="60" w:after="60"/>
-            </w:pPr>
+            <w:r/>
             <w:r>
-              <w:rPr>
-                <w:b/>
-                <w:color w:val="037A3A"/>
-                <w:sz w:val="19"/>
-              </w:rPr>
-              <w:t>Version</w:t>
+              <w:t>Type of breach</w:t>
             </w:r>
           </w:p>
         </w:tc>
         <w:tc>
           <w:tcPr>
-            <w:tcW w:type="dxa" w:w="2268"/>
-            <w:shd w:val="clear" w:color="auto" w:fill="FFFFFF"/>
+            <w:tcW w:type="dxa" w:w="4320"/>
           </w:tcPr>
           <w:p>
-            <w:pPr>
-              <w:spacing w:before="60" w:after="60"/>
-            </w:pPr>
+            <w:r/>
             <w:r>
-              <w:rPr>
-                <w:b w:val="0"/>
-                <w:color w:val="111827"/>
-                <w:sz w:val="19"/>
-              </w:rPr>
-              <w:t>1.0</w:t>
-            </w:r>
-          </w:p>
-        </w:tc>
-        <w:tc>
-          <w:tcPr>
-            <w:tcW w:type="dxa" w:w="2268"/>
-            <w:shd w:val="clear" w:color="auto" w:fill="C2EDD6"/>
-          </w:tcPr>
-          <w:p>
-            <w:pPr>
-              <w:spacing w:before="60" w:after="60"/>
-            </w:pPr>
-            <w:r>
-              <w:rPr>
-                <w:b/>
-                <w:color w:val="037A3A"/>
-                <w:sz w:val="19"/>
-              </w:rPr>
-              <w:t>Status</w:t>
-            </w:r>
-          </w:p>
-        </w:tc>
-        <w:tc>
-          <w:tcPr>
-            <w:tcW w:type="dxa" w:w="2268"/>
-            <w:shd w:val="clear" w:color="auto" w:fill="FFFFFF"/>
-          </w:tcPr>
-          <w:p>
-            <w:pPr>
-              <w:spacing w:before="60" w:after="60"/>
-            </w:pPr>
-            <w:r>
-              <w:rPr>
-                <w:b w:val="0"/>
-                <w:color w:val="111827"/>
-                <w:sz w:val="19"/>
-              </w:rPr>
-              <w:t>Active</w:t>
+              <w:t>Confidentiality (disclosed to wrong party)? Integrity (data altered)? Availability (data lost/inaccessible)?</w:t>
             </w:r>
           </w:p>
         </w:tc>
@@ -200,77 +575,23 @@
       <w:tr>
         <w:tc>
           <w:tcPr>
-            <w:tcW w:type="dxa" w:w="2268"/>
-            <w:shd w:val="clear" w:color="auto" w:fill="E6F8EF"/>
+            <w:tcW w:type="dxa" w:w="4320"/>
           </w:tcPr>
           <w:p>
-            <w:pPr>
-              <w:spacing w:before="60" w:after="60"/>
-            </w:pPr>
+            <w:r/>
             <w:r>
-              <w:rPr>
-                <w:b/>
-                <w:color w:val="037A3A"/>
-                <w:sz w:val="19"/>
-              </w:rPr>
-              <w:t>Date Adopted</w:t>
+              <w:t>Nature of data</w:t>
             </w:r>
           </w:p>
         </w:tc>
         <w:tc>
           <w:tcPr>
-            <w:tcW w:type="dxa" w:w="2268"/>
-            <w:shd w:val="clear" w:color="auto" w:fill="FFFFFF"/>
+            <w:tcW w:type="dxa" w:w="4320"/>
           </w:tcPr>
           <w:p>
-            <w:pPr>
-              <w:spacing w:before="60" w:after="60"/>
-            </w:pPr>
+            <w:r/>
             <w:r>
-              <w:rPr>
-                <w:b w:val="0"/>
-                <w:color w:val="111827"/>
-                <w:sz w:val="19"/>
-              </w:rPr>
-              <w:t>[DD Month YYYY]</w:t>
-            </w:r>
-          </w:p>
-        </w:tc>
-        <w:tc>
-          <w:tcPr>
-            <w:tcW w:type="dxa" w:w="2268"/>
-            <w:shd w:val="clear" w:color="auto" w:fill="E6F8EF"/>
-          </w:tcPr>
-          <w:p>
-            <w:pPr>
-              <w:spacing w:before="60" w:after="60"/>
-            </w:pPr>
-            <w:r>
-              <w:rPr>
-                <w:b/>
-                <w:color w:val="037A3A"/>
-                <w:sz w:val="19"/>
-              </w:rPr>
-              <w:t>Next Review Date</w:t>
-            </w:r>
-          </w:p>
-        </w:tc>
-        <w:tc>
-          <w:tcPr>
-            <w:tcW w:type="dxa" w:w="2268"/>
-            <w:shd w:val="clear" w:color="auto" w:fill="FFFFFF"/>
-          </w:tcPr>
-          <w:p>
-            <w:pPr>
-              <w:spacing w:before="60" w:after="60"/>
-            </w:pPr>
-            <w:r>
-              <w:rPr>
-                <w:b w:val="0"/>
-                <w:color w:val="111827"/>
-                <w:sz w:val="19"/>
-              </w:rPr>
-              <w:t>Annually</w:t>
+              <w:t>Is it sensitive or special category data? Does it include financial, health, or safeguarding information?</w:t>
             </w:r>
           </w:p>
         </w:tc>
@@ -278,999 +599,173 @@
       <w:tr>
         <w:tc>
           <w:tcPr>
-            <w:tcW w:type="dxa" w:w="2268"/>
-            <w:shd w:val="clear" w:color="auto" w:fill="C2EDD6"/>
+            <w:tcW w:type="dxa" w:w="4320"/>
           </w:tcPr>
           <w:p>
-            <w:pPr>
-              <w:spacing w:before="60" w:after="60"/>
-            </w:pPr>
+            <w:r/>
             <w:r>
-              <w:rPr>
-                <w:b/>
-                <w:color w:val="037A3A"/>
-                <w:sz w:val="19"/>
-              </w:rPr>
-              <w:t>Approved By</w:t>
+              <w:t>Volume</w:t>
             </w:r>
           </w:p>
         </w:tc>
         <w:tc>
           <w:tcPr>
-            <w:tcW w:type="dxa" w:w="2268"/>
-            <w:shd w:val="clear" w:color="auto" w:fill="FFFFFF"/>
+            <w:tcW w:type="dxa" w:w="4320"/>
           </w:tcPr>
           <w:p>
-            <w:pPr>
-              <w:spacing w:before="60" w:after="60"/>
-            </w:pPr>
+            <w:r/>
             <w:r>
-              <w:rPr>
-                <w:b w:val="0"/>
-                <w:color w:val="111827"/>
-                <w:sz w:val="19"/>
-              </w:rPr>
-              <w:t>Trustees</w:t>
+              <w:t>How many people are affected? How many records?</w:t>
+            </w:r>
+          </w:p>
+        </w:tc>
+      </w:tr>
+      <w:tr>
+        <w:tc>
+          <w:tcPr>
+            <w:tcW w:type="dxa" w:w="4320"/>
+          </w:tcPr>
+          <w:p>
+            <w:r/>
+            <w:r>
+              <w:t>Identifiability</w:t>
             </w:r>
           </w:p>
         </w:tc>
         <w:tc>
           <w:tcPr>
-            <w:tcW w:type="dxa" w:w="2268"/>
-            <w:shd w:val="clear" w:color="auto" w:fill="C2EDD6"/>
+            <w:tcW w:type="dxa" w:w="4320"/>
           </w:tcPr>
           <w:p>
-            <w:pPr>
-              <w:spacing w:before="60" w:after="60"/>
-            </w:pPr>
+            <w:r/>
             <w:r>
-              <w:rPr>
-                <w:b/>
-                <w:color w:val="037A3A"/>
-                <w:sz w:val="19"/>
-              </w:rPr>
-              <w:t>Applies To</w:t>
+              <w:t>Can individuals be identified from the data?</w:t>
+            </w:r>
+          </w:p>
+        </w:tc>
+      </w:tr>
+      <w:tr>
+        <w:tc>
+          <w:tcPr>
+            <w:tcW w:type="dxa" w:w="4320"/>
+          </w:tcPr>
+          <w:p>
+            <w:r/>
+            <w:r>
+              <w:t>Likely consequences</w:t>
             </w:r>
           </w:p>
         </w:tc>
         <w:tc>
           <w:tcPr>
-            <w:tcW w:type="dxa" w:w="2268"/>
-            <w:shd w:val="clear" w:color="auto" w:fill="FFFFFF"/>
+            <w:tcW w:type="dxa" w:w="4320"/>
           </w:tcPr>
           <w:p>
-            <w:pPr>
-              <w:spacing w:before="60" w:after="60"/>
-            </w:pPr>
+            <w:r/>
             <w:r>
-              <w:rPr>
-                <w:b w:val="0"/>
-                <w:color w:val="111827"/>
-                <w:sz w:val="19"/>
-              </w:rPr>
-              <w:t>All Volunteers &amp; Trustees</w:t>
+              <w:t>What harm could result — embarrassment, financial loss, discrimination, safety risk?</w:t>
+            </w:r>
+          </w:p>
+        </w:tc>
+      </w:tr>
+      <w:tr>
+        <w:tc>
+          <w:tcPr>
+            <w:tcW w:type="dxa" w:w="4320"/>
+          </w:tcPr>
+          <w:p>
+            <w:r/>
+            <w:r>
+              <w:t>Vulnerability of those affected</w:t>
+            </w:r>
+          </w:p>
+        </w:tc>
+        <w:tc>
+          <w:tcPr>
+            <w:tcW w:type="dxa" w:w="4320"/>
+          </w:tcPr>
+          <w:p>
+            <w:r/>
+            <w:r>
+              <w:t>Are children or vulnerable individuals involved?</w:t>
             </w:r>
           </w:p>
         </w:tc>
       </w:tr>
     </w:tbl>
-    <w:p/>
     <w:p>
-      <w:pPr>
-        <w:shd w:val="clear" w:color="auto" w:fill="E6F8EF"/>
-        <w:spacing w:before="80" w:after="160"/>
-        <w:pBdr>
-          <w:left w:val="single" w:sz="24" w:space="12" w:color="05A44E"/>
-        </w:pBdr>
-      </w:pPr>
+      <w:r>
+        <w:t>Use this assessment to decide whether ICO reporting and/or individual notification is required.</w:t>
+      </w:r>
+    </w:p>
+    <w:p>
       <w:r>
         <w:rPr>
           <w:i/>
-          <w:color w:val="111827"/>
-          <w:sz w:val="21"/>
         </w:rPr>
-        <w:t>title: Data Breach Response Procedure description: Step-by-step procedure for identifying, containing, assessing, and reporting a personal data breach within the UK GDPR 72-hour reporting window. author: Sam Mathias (Data Protection Lead) date: 2026-04-12</w:t>
-      </w:r>
-    </w:p>
-    <w:p/>
-    <w:p>
-      <w:pPr>
-        <w:spacing w:before="280" w:after="120"/>
-        <w:pBdr>
-          <w:bottom w:val="single" w:sz="6" w:space="2" w:color="C2EDD6"/>
-        </w:pBdr>
-      </w:pPr>
-      <w:r>
-        <w:rPr>
-          <w:b/>
-          <w:color w:val="FFFFFF"/>
-          <w:sz w:val="20"/>
-          <w:shd w:val="clear" w:color="auto" w:fill="05A44E"/>
-        </w:rPr>
-        <w:t xml:space="preserve"> 1 </w:t>
-      </w:r>
-      <w:r>
-        <w:t xml:space="preserve">  </w:t>
-      </w:r>
-      <w:r>
-        <w:rPr>
-          <w:b/>
-          <w:color w:val="037A3A"/>
-          <w:sz w:val="26"/>
-        </w:rPr>
-        <w:t>Purpose</w:t>
+        <w:t>________________________________________</w:t>
       </w:r>
     </w:p>
     <w:p>
       <w:pPr>
-        <w:spacing w:before="0" w:after="120"/>
+        <w:pStyle w:val="Heading2"/>
       </w:pPr>
       <w:r>
-        <w:rPr>
-          <w:sz w:val="22"/>
-        </w:rPr>
-        <w:t>This procedure tells trustees and volunteers exactly what to do when a personal data breach occurs or is suspected.</w:t>
+        <w:t>Step 4: Report to the ICO (if required)</w:t>
       </w:r>
     </w:p>
     <w:p>
-      <w:pPr>
-        <w:spacing w:before="0" w:after="120"/>
-      </w:pPr>
-      <w:r>
-        <w:rPr>
-          <w:sz w:val="22"/>
-        </w:rPr>
-        <w:t xml:space="preserve">UK GDPR requires Forgotten Felines to report certain breaches to the Information Commissioner's Office (ICO) </w:t>
-      </w:r>
       <w:r>
         <w:rPr>
           <w:b/>
-          <w:sz w:val="22"/>
-        </w:rPr>
-        <w:t>within 72 hours</w:t>
-      </w:r>
-      <w:r>
-        <w:rPr>
-          <w:sz w:val="22"/>
-        </w:rPr>
-        <w:t xml:space="preserve"> of becoming aware of them. Acting quickly and correctly protects the people whose data we hold, protects the charity, and keeps us compliant.</w:t>
-      </w:r>
-    </w:p>
-    <w:p>
-      <w:pPr>
-        <w:spacing w:before="0" w:after="120"/>
-      </w:pPr>
-      <w:r>
-        <w:rPr>
-          <w:b/>
-          <w:sz w:val="22"/>
-        </w:rPr>
-        <w:t>Data Protection Lead:</w:t>
-      </w:r>
-      <w:r>
-        <w:rPr>
-          <w:sz w:val="22"/>
-        </w:rPr>
-        <w:t xml:space="preserve"> Sam Mathias   </w:t>
-      </w:r>
-      <w:r>
-        <w:rPr>
-          <w:b/>
-          <w:sz w:val="22"/>
-        </w:rPr>
-        <w:t>Contact:</w:t>
-      </w:r>
-      <w:r>
-        <w:rPr>
-          <w:sz w:val="22"/>
-        </w:rPr>
-        <w:t xml:space="preserve"> Via official trustee channels   </w:t>
-      </w:r>
-      <w:r>
-        <w:rPr>
-          <w:b/>
-          <w:sz w:val="22"/>
-        </w:rPr>
-        <w:t>Last Reviewed:</w:t>
-      </w:r>
-      <w:r>
-        <w:rPr>
-          <w:sz w:val="22"/>
-        </w:rPr>
-        <w:t xml:space="preserve"> April 2026</w:t>
-      </w:r>
-    </w:p>
-    <w:p>
-      <w:pPr>
-        <w:spacing w:before="80" w:after="80"/>
-        <w:pBdr>
-          <w:bottom w:val="single" w:sz="6" w:space="1" w:color="C2EDD6"/>
-        </w:pBdr>
-      </w:pPr>
-    </w:p>
-    <w:p>
-      <w:pPr>
-        <w:spacing w:before="280" w:after="120"/>
-        <w:pBdr>
-          <w:bottom w:val="single" w:sz="6" w:space="2" w:color="C2EDD6"/>
-        </w:pBdr>
-      </w:pPr>
-      <w:r>
-        <w:rPr>
-          <w:b/>
-          <w:color w:val="FFFFFF"/>
-          <w:sz w:val="20"/>
-          <w:shd w:val="clear" w:color="auto" w:fill="05A44E"/>
-        </w:rPr>
-        <w:t xml:space="preserve"> 2 </w:t>
-      </w:r>
-      <w:r>
-        <w:t xml:space="preserve">  </w:t>
-      </w:r>
-      <w:r>
-        <w:rPr>
-          <w:b/>
-          <w:color w:val="037A3A"/>
-          <w:sz w:val="26"/>
-        </w:rPr>
-        <w:t>What Counts as a Personal Data Breach</w:t>
-      </w:r>
-    </w:p>
-    <w:p>
-      <w:pPr>
-        <w:spacing w:before="0" w:after="120"/>
-      </w:pPr>
-      <w:r>
-        <w:rPr>
-          <w:sz w:val="22"/>
-        </w:rPr>
-        <w:t xml:space="preserve">A personal data breach is any security incident that affects the </w:t>
-      </w:r>
-      <w:r>
-        <w:rPr>
-          <w:b/>
-          <w:sz w:val="22"/>
-        </w:rPr>
-        <w:t>confidentiality, integrity, or availability</w:t>
-      </w:r>
-      <w:r>
-        <w:rPr>
-          <w:sz w:val="22"/>
-        </w:rPr>
-        <w:t xml:space="preserve"> of personal data.</w:t>
-      </w:r>
-    </w:p>
-    <w:p>
-      <w:pPr>
-        <w:spacing w:before="0" w:after="120"/>
-      </w:pPr>
-      <w:r>
-        <w:rPr>
-          <w:b/>
-          <w:sz w:val="22"/>
-        </w:rPr>
-        <w:t>Examples of breaches:</w:t>
-      </w:r>
-    </w:p>
-    <w:p>
-      <w:pPr>
-        <w:pStyle w:val="ListBullet"/>
-        <w:spacing w:before="0" w:after="60"/>
-      </w:pPr>
-      <w:r>
-        <w:rPr>
-          <w:sz w:val="22"/>
-        </w:rPr>
-        <w:t>Sending an email or message containing personal data to the wrong person</w:t>
-      </w:r>
-    </w:p>
-    <w:p>
-      <w:pPr>
-        <w:pStyle w:val="ListBullet"/>
-        <w:spacing w:before="0" w:after="60"/>
-      </w:pPr>
-      <w:r>
-        <w:rPr>
-          <w:sz w:val="22"/>
-        </w:rPr>
-        <w:t>Sharing an adoption application or home check note in a group chat where it should not be visible</w:t>
-      </w:r>
-    </w:p>
-    <w:p>
-      <w:pPr>
-        <w:pStyle w:val="ListBullet"/>
-        <w:spacing w:before="0" w:after="60"/>
-      </w:pPr>
-      <w:r>
-        <w:rPr>
-          <w:sz w:val="22"/>
-        </w:rPr>
-        <w:t>Loss or theft of a device holding personal data (phone, laptop)</w:t>
-      </w:r>
-    </w:p>
-    <w:p>
-      <w:pPr>
-        <w:pStyle w:val="ListBullet"/>
-        <w:spacing w:before="0" w:after="60"/>
-      </w:pPr>
-      <w:r>
-        <w:rPr>
-          <w:sz w:val="22"/>
-        </w:rPr>
-        <w:t>Posting an identifiable photo without the person's consent</w:t>
-      </w:r>
-    </w:p>
-    <w:p>
-      <w:pPr>
-        <w:pStyle w:val="ListBullet"/>
-        <w:spacing w:before="0" w:after="60"/>
-      </w:pPr>
-      <w:r>
-        <w:rPr>
-          <w:sz w:val="22"/>
-        </w:rPr>
-        <w:t>Unauthorised access to an account containing personal data (eg a hacked email or social media account)</w:t>
-      </w:r>
-    </w:p>
-    <w:p>
-      <w:pPr>
-        <w:pStyle w:val="ListBullet"/>
-        <w:spacing w:before="0" w:after="60"/>
-      </w:pPr>
-      <w:r>
-        <w:rPr>
-          <w:sz w:val="22"/>
-        </w:rPr>
-        <w:t>Accidentally deleting records that are still required under the retention policy</w:t>
-      </w:r>
-    </w:p>
-    <w:p>
-      <w:pPr>
-        <w:pStyle w:val="ListBullet"/>
-        <w:spacing w:before="0" w:after="60"/>
-      </w:pPr>
-      <w:r>
-        <w:rPr>
-          <w:sz w:val="22"/>
-        </w:rPr>
-        <w:t>A volunteer or trustee leaving the charity still holding access to systems or data</w:t>
-      </w:r>
-    </w:p>
-    <w:p>
-      <w:pPr>
-        <w:spacing w:before="0" w:after="120"/>
-      </w:pPr>
-      <w:r>
-        <w:rPr>
-          <w:sz w:val="22"/>
-        </w:rPr>
-        <w:t xml:space="preserve">If you are unsure whether something counts as a breach, </w:t>
-      </w:r>
-      <w:r>
-        <w:rPr>
-          <w:b/>
-          <w:sz w:val="22"/>
-        </w:rPr>
-        <w:t>treat it as one and report it</w:t>
-      </w:r>
-      <w:r>
-        <w:rPr>
-          <w:sz w:val="22"/>
-        </w:rPr>
-        <w:t xml:space="preserve"> — the Data Protection Lead will assess it.</w:t>
-      </w:r>
-    </w:p>
-    <w:p>
-      <w:pPr>
-        <w:spacing w:before="80" w:after="80"/>
-        <w:pBdr>
-          <w:bottom w:val="single" w:sz="6" w:space="1" w:color="C2EDD6"/>
-        </w:pBdr>
-      </w:pPr>
-    </w:p>
-    <w:p>
-      <w:pPr>
-        <w:spacing w:before="280" w:after="120"/>
-        <w:pBdr>
-          <w:bottom w:val="single" w:sz="6" w:space="2" w:color="C2EDD6"/>
-        </w:pBdr>
-      </w:pPr>
-      <w:r>
-        <w:rPr>
-          <w:b/>
-          <w:color w:val="FFFFFF"/>
-          <w:sz w:val="20"/>
-          <w:shd w:val="clear" w:color="auto" w:fill="05A44E"/>
-        </w:rPr>
-        <w:t xml:space="preserve"> 3 </w:t>
-      </w:r>
-      <w:r>
-        <w:t xml:space="preserve">  </w:t>
-      </w:r>
-      <w:r>
-        <w:rPr>
-          <w:b/>
-          <w:color w:val="037A3A"/>
-          <w:sz w:val="26"/>
-        </w:rPr>
-        <w:t>Response Overview</w:t>
-      </w:r>
-    </w:p>
-    <w:p>
-      <w:pPr>
-        <w:spacing w:before="0" w:after="120"/>
-      </w:pPr>
-      <w:r>
-        <w:rPr>
-          <w:sz w:val="22"/>
-        </w:rPr>
-        <w:t>```mermaid flowchart TD     A[Breach identified or suspected] --&gt; B[Report to Data Protection Lead immediately]     B --&gt; C[Contain: stop ongoing harm where possible]     C --&gt; D{Is personal data involved?}     D --&gt;|No| E[Document as security incident only\nNo GDPR notification required]     D --&gt;|Yes| F[Assess: severity and risk to individuals]     F --&gt; G{Is the breach likely to result in\nrisk to individuals rights and freedoms?}     G --&gt;|No| H[Document in breach log\nNo ICO report required]     G --&gt;|Yes| I[Report to ICO within 72 hours of awareness]     I --&gt; J{High risk to individuals?}     J --&gt;|No| K[ICO report only]     J --&gt;|Yes| L[Notify affected individuals without undue delay]     K --&gt; M[Review and lessons learned]     L --&gt; M     H --&gt; M ```</w:t>
-      </w:r>
-    </w:p>
-    <w:p>
-      <w:pPr>
-        <w:spacing w:before="80" w:after="80"/>
-        <w:pBdr>
-          <w:bottom w:val="single" w:sz="6" w:space="1" w:color="C2EDD6"/>
-        </w:pBdr>
-      </w:pPr>
-    </w:p>
-    <w:p>
-      <w:pPr>
-        <w:spacing w:before="280" w:after="120"/>
-        <w:pBdr>
-          <w:bottom w:val="single" w:sz="6" w:space="2" w:color="C2EDD6"/>
-        </w:pBdr>
-      </w:pPr>
-      <w:r>
-        <w:rPr>
-          <w:b/>
-          <w:color w:val="FFFFFF"/>
-          <w:sz w:val="20"/>
-          <w:shd w:val="clear" w:color="auto" w:fill="05A44E"/>
-        </w:rPr>
-        <w:t xml:space="preserve"> 4 </w:t>
-      </w:r>
-      <w:r>
-        <w:t xml:space="preserve">  </w:t>
-      </w:r>
-      <w:r>
-        <w:rPr>
-          <w:b/>
-          <w:color w:val="037A3A"/>
-          <w:sz w:val="26"/>
-        </w:rPr>
-        <w:t>Step 1: Identify and Report</w:t>
-      </w:r>
-    </w:p>
-    <w:p>
-      <w:pPr>
-        <w:spacing w:before="0" w:after="120"/>
-      </w:pPr>
-      <w:r>
-        <w:rPr>
-          <w:b/>
-          <w:sz w:val="22"/>
         </w:rPr>
         <w:t>Who acts:</w:t>
       </w:r>
       <w:r>
-        <w:rPr>
-          <w:sz w:val="22"/>
-        </w:rPr>
-        <w:t xml:space="preserve"> Any trustee or volunteer who becomes aware of a breach.</w:t>
-      </w:r>
-    </w:p>
-    <w:p>
-      <w:pPr>
-        <w:spacing w:before="0" w:after="120"/>
-      </w:pPr>
-      <w:r>
-        <w:rPr>
-          <w:sz w:val="22"/>
-        </w:rPr>
-        <w:t xml:space="preserve">As soon as you identify or suspect a breach, report it to the </w:t>
-      </w:r>
-      <w:r>
-        <w:rPr>
-          <w:b/>
-          <w:sz w:val="22"/>
-        </w:rPr>
-        <w:t>Data Protection Lead</w:t>
-      </w:r>
-      <w:r>
-        <w:rPr>
-          <w:sz w:val="22"/>
-        </w:rPr>
-        <w:t xml:space="preserve"> immediately using official trustee channels.</w:t>
-      </w:r>
-    </w:p>
-    <w:p>
-      <w:pPr>
-        <w:spacing w:before="0" w:after="120"/>
-      </w:pPr>
-      <w:r>
-        <w:rPr>
-          <w:sz w:val="22"/>
-        </w:rPr>
-        <w:t xml:space="preserve">Do not wait to investigate fully before reporting. The 72-hour ICO reporting clock starts </w:t>
-      </w:r>
-      <w:r>
-        <w:rPr>
-          <w:b/>
-          <w:sz w:val="22"/>
-        </w:rPr>
-        <w:t>from the moment the charity becomes aware</w:t>
-      </w:r>
-      <w:r>
-        <w:rPr>
-          <w:sz w:val="22"/>
-        </w:rPr>
-        <w:t>, not from when the breach was confirmed.</w:t>
-      </w:r>
-    </w:p>
-    <w:p>
-      <w:pPr>
-        <w:spacing w:before="0" w:after="120"/>
-      </w:pPr>
-      <w:r>
-        <w:rPr>
-          <w:b/>
-          <w:sz w:val="22"/>
-        </w:rPr>
-        <w:t>Tell the Data Protection Lead:</w:t>
-      </w:r>
-    </w:p>
-    <w:p>
-      <w:pPr>
-        <w:pStyle w:val="ListBullet"/>
-        <w:spacing w:before="0" w:after="60"/>
-      </w:pPr>
-      <w:r>
-        <w:rPr>
-          <w:sz w:val="22"/>
-        </w:rPr>
-        <w:t>What happened (as much as you know)</w:t>
-      </w:r>
-    </w:p>
-    <w:p>
-      <w:pPr>
-        <w:pStyle w:val="ListBullet"/>
-        <w:spacing w:before="0" w:after="60"/>
-      </w:pPr>
-      <w:r>
-        <w:rPr>
-          <w:sz w:val="22"/>
-        </w:rPr>
-        <w:t>When it happened or when you discovered it</w:t>
-      </w:r>
-    </w:p>
-    <w:p>
-      <w:pPr>
-        <w:pStyle w:val="ListBullet"/>
-        <w:spacing w:before="0" w:after="60"/>
-      </w:pPr>
-      <w:r>
-        <w:rPr>
-          <w:sz w:val="22"/>
-        </w:rPr>
-        <w:t>What personal data may be affected</w:t>
-      </w:r>
-    </w:p>
-    <w:p>
-      <w:pPr>
-        <w:pStyle w:val="ListBullet"/>
-        <w:spacing w:before="0" w:after="60"/>
-      </w:pPr>
-      <w:r>
-        <w:rPr>
-          <w:sz w:val="22"/>
-        </w:rPr>
-        <w:t>How many people may be affected</w:t>
-      </w:r>
-    </w:p>
-    <w:p>
-      <w:pPr>
-        <w:pStyle w:val="ListBullet"/>
-        <w:spacing w:before="0" w:after="60"/>
-      </w:pPr>
-      <w:r>
-        <w:rPr>
-          <w:sz w:val="22"/>
-        </w:rPr>
-        <w:t>Any steps you have already taken</w:t>
-      </w:r>
-    </w:p>
-    <w:p>
-      <w:pPr>
-        <w:spacing w:before="80" w:after="80"/>
-        <w:pBdr>
-          <w:bottom w:val="single" w:sz="6" w:space="1" w:color="C2EDD6"/>
-        </w:pBdr>
-      </w:pPr>
-    </w:p>
-    <w:p>
-      <w:pPr>
-        <w:spacing w:before="280" w:after="120"/>
-        <w:pBdr>
-          <w:bottom w:val="single" w:sz="6" w:space="2" w:color="C2EDD6"/>
-        </w:pBdr>
-      </w:pPr>
-      <w:r>
-        <w:rPr>
-          <w:b/>
-          <w:color w:val="FFFFFF"/>
-          <w:sz w:val="20"/>
-          <w:shd w:val="clear" w:color="auto" w:fill="05A44E"/>
-        </w:rPr>
-        <w:t xml:space="preserve"> 5 </w:t>
-      </w:r>
-      <w:r>
-        <w:t xml:space="preserve">  </w:t>
-      </w:r>
-      <w:r>
-        <w:rPr>
-          <w:b/>
-          <w:color w:val="037A3A"/>
-          <w:sz w:val="26"/>
-        </w:rPr>
-        <w:t>Step 2: Contain the Breach</w:t>
-      </w:r>
-    </w:p>
-    <w:p>
-      <w:pPr>
-        <w:spacing w:before="0" w:after="120"/>
-      </w:pPr>
-      <w:r>
-        <w:rPr>
-          <w:b/>
-          <w:sz w:val="22"/>
-        </w:rPr>
-        <w:t>Who acts:</w:t>
-      </w:r>
-      <w:r>
-        <w:rPr>
-          <w:sz w:val="22"/>
-        </w:rPr>
-        <w:t xml:space="preserve"> The person who identified the breach, guided by the Data Protection Lead.</w:t>
-      </w:r>
-    </w:p>
-    <w:p>
-      <w:pPr>
-        <w:spacing w:before="0" w:after="120"/>
-      </w:pPr>
-      <w:r>
-        <w:rPr>
-          <w:sz w:val="22"/>
-        </w:rPr>
-        <w:t>Take immediate steps to stop the breach from getting worse. Do not delay containment while waiting for a full investigation.</w:t>
-      </w:r>
-    </w:p>
-    <w:p>
-      <w:pPr>
-        <w:spacing w:before="0" w:after="120"/>
-      </w:pPr>
-      <w:r>
-        <w:rPr>
-          <w:b/>
-          <w:sz w:val="22"/>
-        </w:rPr>
-        <w:t>Containment actions (as applicable):</w:t>
-      </w:r>
-    </w:p>
-    <w:p>
-      <w:pPr>
-        <w:pStyle w:val="ListBullet"/>
-        <w:spacing w:before="0" w:after="60"/>
-      </w:pPr>
-      <w:r>
-        <w:rPr>
-          <w:sz w:val="22"/>
-        </w:rPr>
-        <w:t>Recall or unsend a message or email if the platform allows it</w:t>
-      </w:r>
-    </w:p>
-    <w:p>
-      <w:pPr>
-        <w:pStyle w:val="ListBullet"/>
-        <w:spacing w:before="0" w:after="60"/>
-      </w:pPr>
-      <w:r>
-        <w:rPr>
-          <w:sz w:val="22"/>
-        </w:rPr>
-        <w:t>Ask the unintended recipient to delete the data and confirm they have done so</w:t>
-      </w:r>
-    </w:p>
-    <w:p>
-      <w:pPr>
-        <w:pStyle w:val="ListBullet"/>
-        <w:spacing w:before="0" w:after="60"/>
-      </w:pPr>
-      <w:r>
-        <w:rPr>
-          <w:sz w:val="22"/>
-        </w:rPr>
-        <w:t>Revoke access to a compromised account or system</w:t>
-      </w:r>
-    </w:p>
-    <w:p>
-      <w:pPr>
-        <w:pStyle w:val="ListBullet"/>
-        <w:spacing w:before="0" w:after="60"/>
-      </w:pPr>
-      <w:r>
-        <w:rPr>
-          <w:sz w:val="22"/>
-        </w:rPr>
-        <w:t>Change passwords on affected accounts immediately</w:t>
-      </w:r>
-    </w:p>
-    <w:p>
-      <w:pPr>
-        <w:pStyle w:val="ListBullet"/>
-        <w:spacing w:before="0" w:after="60"/>
-      </w:pPr>
-      <w:r>
-        <w:rPr>
-          <w:sz w:val="22"/>
-        </w:rPr>
-        <w:t>Remove a post or content published in error</w:t>
-      </w:r>
-    </w:p>
-    <w:p>
-      <w:pPr>
-        <w:pStyle w:val="ListBullet"/>
-        <w:spacing w:before="0" w:after="60"/>
-      </w:pPr>
-      <w:r>
-        <w:rPr>
-          <w:sz w:val="22"/>
-        </w:rPr>
-        <w:t>Secure or recover a lost or stolen device</w:t>
-      </w:r>
-    </w:p>
-    <w:p>
-      <w:pPr>
-        <w:spacing w:before="0" w:after="120"/>
-      </w:pPr>
-      <w:r>
-        <w:rPr>
-          <w:sz w:val="22"/>
-        </w:rPr>
-        <w:t>Document every containment action taken and when.</w:t>
-      </w:r>
-    </w:p>
-    <w:p>
-      <w:pPr>
-        <w:spacing w:before="80" w:after="80"/>
-        <w:pBdr>
-          <w:bottom w:val="single" w:sz="6" w:space="1" w:color="C2EDD6"/>
-        </w:pBdr>
-      </w:pPr>
-    </w:p>
-    <w:p>
-      <w:pPr>
-        <w:spacing w:before="280" w:after="120"/>
-        <w:pBdr>
-          <w:bottom w:val="single" w:sz="6" w:space="2" w:color="C2EDD6"/>
-        </w:pBdr>
-      </w:pPr>
-      <w:r>
-        <w:rPr>
-          <w:b/>
-          <w:color w:val="FFFFFF"/>
-          <w:sz w:val="20"/>
-          <w:shd w:val="clear" w:color="auto" w:fill="05A44E"/>
-        </w:rPr>
-        <w:t xml:space="preserve"> 6 </w:t>
-      </w:r>
-      <w:r>
-        <w:t xml:space="preserve">  </w:t>
-      </w:r>
-      <w:r>
-        <w:rPr>
-          <w:b/>
-          <w:color w:val="037A3A"/>
-          <w:sz w:val="26"/>
-        </w:rPr>
-        <w:t>Step 3: Assess the Breach</w:t>
-      </w:r>
-    </w:p>
-    <w:p>
-      <w:pPr>
-        <w:spacing w:before="0" w:after="120"/>
-      </w:pPr>
-      <w:r>
-        <w:rPr>
-          <w:b/>
-          <w:sz w:val="22"/>
-        </w:rPr>
-        <w:t>Who acts:</w:t>
-      </w:r>
-      <w:r>
-        <w:rPr>
-          <w:sz w:val="22"/>
-        </w:rPr>
-        <w:t xml:space="preserve"> Data Protection Lead, with relevant trustees.</w:t>
-      </w:r>
-    </w:p>
-    <w:p>
-      <w:pPr>
-        <w:spacing w:before="0" w:after="120"/>
-      </w:pPr>
-      <w:r>
-        <w:rPr>
-          <w:sz w:val="22"/>
-        </w:rPr>
-        <w:t>Once contained, assess the breach to determine its severity and the risk it poses to individuals.</w:t>
-      </w:r>
-    </w:p>
-    <w:p>
-      <w:pPr>
-        <w:spacing w:before="0" w:after="120"/>
-      </w:pPr>
-      <w:r>
-        <w:rPr>
-          <w:b/>
-          <w:sz w:val="22"/>
-        </w:rPr>
-        <w:t>Assess the following:</w:t>
-      </w:r>
-    </w:p>
-    <w:p>
-      <w:pPr>
-        <w:spacing w:before="0" w:after="120"/>
-      </w:pPr>
-      <w:r>
-        <w:rPr>
-          <w:sz w:val="22"/>
-        </w:rPr>
-        <w:t>| Factor | Questions to consider | |---|---| | Type of breach | Confidentiality (disclosed to wrong party)? Integrity (data altered)? Availability (data lost/inaccessible)? | | Nature of data | Is it sensitive or special category data? Does it include financial, health, or safeguarding information? | | Volume | How many people are affected? How many records? | | Identifiability | Can individuals be identified from the data? | | Likely consequences | What harm could result — embarrassment, financial loss, discrimination, safety risk? | | Vulnerability of those affected | Are children or vulnerable individuals involved? |</w:t>
-      </w:r>
-    </w:p>
-    <w:p>
-      <w:pPr>
-        <w:spacing w:before="0" w:after="120"/>
-      </w:pPr>
-      <w:r>
-        <w:rPr>
-          <w:sz w:val="22"/>
-        </w:rPr>
-        <w:t>Use this assessment to decide whether ICO reporting and/or individual notification is required.</w:t>
-      </w:r>
-    </w:p>
-    <w:p>
-      <w:pPr>
-        <w:spacing w:before="80" w:after="80"/>
-        <w:pBdr>
-          <w:bottom w:val="single" w:sz="6" w:space="1" w:color="C2EDD6"/>
-        </w:pBdr>
-      </w:pPr>
-    </w:p>
-    <w:p>
-      <w:pPr>
-        <w:spacing w:before="280" w:after="120"/>
-        <w:pBdr>
-          <w:bottom w:val="single" w:sz="6" w:space="2" w:color="C2EDD6"/>
-        </w:pBdr>
-      </w:pPr>
-      <w:r>
-        <w:rPr>
-          <w:b/>
-          <w:color w:val="FFFFFF"/>
-          <w:sz w:val="20"/>
-          <w:shd w:val="clear" w:color="auto" w:fill="05A44E"/>
-        </w:rPr>
-        <w:t xml:space="preserve"> 7 </w:t>
-      </w:r>
-      <w:r>
-        <w:t xml:space="preserve">  </w:t>
-      </w:r>
-      <w:r>
-        <w:rPr>
-          <w:b/>
-          <w:color w:val="037A3A"/>
-          <w:sz w:val="26"/>
-        </w:rPr>
-        <w:t>Step 4: Report to the ICO (if required)</w:t>
-      </w:r>
-    </w:p>
-    <w:p>
-      <w:pPr>
-        <w:spacing w:before="0" w:after="120"/>
-      </w:pPr>
-      <w:r>
-        <w:rPr>
-          <w:b/>
-          <w:sz w:val="22"/>
-        </w:rPr>
-        <w:t>Who acts:</w:t>
-      </w:r>
-      <w:r>
-        <w:rPr>
-          <w:sz w:val="22"/>
-        </w:rPr>
         <w:t xml:space="preserve"> Data Protection Lead.</w:t>
       </w:r>
     </w:p>
     <w:p>
-      <w:pPr>
-        <w:spacing w:before="0" w:after="120"/>
-      </w:pPr>
       <w:r>
-        <w:rPr>
-          <w:sz w:val="22"/>
-        </w:rPr>
         <w:t xml:space="preserve">Report the breach to the ICO </w:t>
       </w:r>
       <w:r>
         <w:rPr>
           <w:b/>
-          <w:sz w:val="22"/>
         </w:rPr>
         <w:t>within 72 hours</w:t>
       </w:r>
       <w:r>
-        <w:rPr>
-          <w:sz w:val="22"/>
-        </w:rPr>
         <w:t xml:space="preserve"> of the charity first becoming aware of it, if the breach is likely to result in a risk to the rights and freedoms of individuals.</w:t>
       </w:r>
     </w:p>
     <w:p>
-      <w:pPr>
-        <w:spacing w:before="0" w:after="120"/>
-      </w:pPr>
       <w:r>
-        <w:rPr>
-          <w:sz w:val="22"/>
-        </w:rPr>
         <w:t>When in doubt, report. It is better to over-report than to miss a mandatory notification.</w:t>
       </w:r>
     </w:p>
     <w:p>
-      <w:pPr>
-        <w:spacing w:before="0" w:after="120"/>
-      </w:pPr>
       <w:r>
         <w:rPr>
           <w:b/>
-          <w:sz w:val="22"/>
         </w:rPr>
         <w:t>How to report:</w:t>
       </w:r>
     </w:p>
     <w:p>
-      <w:pPr>
-        <w:spacing w:before="0" w:after="120"/>
-      </w:pPr>
       <w:r>
-        <w:rPr>
-          <w:sz w:val="22"/>
-        </w:rPr>
         <w:t>Report online at the ICO's self-service portal:</w:t>
       </w:r>
     </w:p>
     <w:p>
-      <w:pPr>
-        <w:spacing w:before="0" w:after="120"/>
-      </w:pPr>
       <w:r>
-        <w:rPr>
-          <w:sz w:val="22"/>
-        </w:rPr>
         <w:t>&lt;https://ico.org.uk/for-organisations/report-a-breach/&gt;</w:t>
       </w:r>
     </w:p>
     <w:p>
-      <w:pPr>
-        <w:spacing w:before="0" w:after="120"/>
-      </w:pPr>
       <w:r>
         <w:rPr>
           <w:b/>
-          <w:sz w:val="22"/>
         </w:rPr>
         <w:t>What to include in the ICO report:</w:t>
       </w:r>
@@ -1278,221 +773,132 @@
     <w:p>
       <w:pPr>
         <w:pStyle w:val="ListBullet"/>
-        <w:spacing w:before="0" w:after="60"/>
       </w:pPr>
       <w:r>
-        <w:rPr>
-          <w:sz w:val="22"/>
-        </w:rPr>
         <w:t>Description of the nature of the breach</w:t>
       </w:r>
     </w:p>
     <w:p>
       <w:pPr>
         <w:pStyle w:val="ListBullet"/>
-        <w:spacing w:before="0" w:after="60"/>
       </w:pPr>
       <w:r>
-        <w:rPr>
-          <w:sz w:val="22"/>
-        </w:rPr>
         <w:t>Categories and approximate number of data subjects affected</w:t>
       </w:r>
     </w:p>
     <w:p>
       <w:pPr>
         <w:pStyle w:val="ListBullet"/>
-        <w:spacing w:before="0" w:after="60"/>
       </w:pPr>
       <w:r>
-        <w:rPr>
-          <w:sz w:val="22"/>
-        </w:rPr>
         <w:t>Categories and approximate number of personal data records affected</w:t>
       </w:r>
     </w:p>
     <w:p>
       <w:pPr>
         <w:pStyle w:val="ListBullet"/>
-        <w:spacing w:before="0" w:after="60"/>
       </w:pPr>
       <w:r>
-        <w:rPr>
-          <w:sz w:val="22"/>
-        </w:rPr>
         <w:t>Name and contact details of the Data Protection Lead</w:t>
       </w:r>
     </w:p>
     <w:p>
       <w:pPr>
         <w:pStyle w:val="ListBullet"/>
-        <w:spacing w:before="0" w:after="60"/>
       </w:pPr>
       <w:r>
-        <w:rPr>
-          <w:sz w:val="22"/>
-        </w:rPr>
         <w:t>Likely consequences of the breach</w:t>
       </w:r>
     </w:p>
     <w:p>
       <w:pPr>
         <w:pStyle w:val="ListBullet"/>
-        <w:spacing w:before="0" w:after="60"/>
       </w:pPr>
       <w:r>
-        <w:rPr>
-          <w:sz w:val="22"/>
-        </w:rPr>
         <w:t>Measures taken or proposed to address the breach and mitigate its effects</w:t>
       </w:r>
     </w:p>
     <w:p>
-      <w:pPr>
-        <w:spacing w:before="0" w:after="120"/>
-      </w:pPr>
       <w:r>
-        <w:rPr>
-          <w:sz w:val="22"/>
-        </w:rPr>
         <w:t>If you cannot provide all details within 72 hours, submit what you have and provide the remainder as soon as possible. The ICO accepts phased reporting.</w:t>
       </w:r>
     </w:p>
     <w:p>
-      <w:pPr>
-        <w:spacing w:before="0" w:after="120"/>
-      </w:pPr>
       <w:r>
         <w:rPr>
           <w:b/>
-          <w:sz w:val="22"/>
         </w:rPr>
         <w:t>When ICO reporting is NOT required:</w:t>
       </w:r>
     </w:p>
     <w:p>
-      <w:pPr>
-        <w:spacing w:before="0" w:after="120"/>
-      </w:pPr>
       <w:r>
-        <w:rPr>
-          <w:sz w:val="22"/>
-        </w:rPr>
         <w:t xml:space="preserve">A breach does not need to be reported to the ICO if it is </w:t>
       </w:r>
       <w:r>
         <w:rPr>
           <w:b/>
-          <w:sz w:val="22"/>
         </w:rPr>
         <w:t>unlikely to result in a risk</w:t>
       </w:r>
       <w:r>
-        <w:rPr>
-          <w:sz w:val="22"/>
-        </w:rPr>
         <w:t xml:space="preserve"> to individuals' rights and freedoms. For example, loss of data that was strongly encrypted with no key exposure. You must still document the breach internally.</w:t>
       </w:r>
     </w:p>
     <w:p>
-      <w:pPr>
-        <w:spacing w:before="80" w:after="80"/>
-        <w:pBdr>
-          <w:bottom w:val="single" w:sz="6" w:space="1" w:color="C2EDD6"/>
-        </w:pBdr>
-      </w:pPr>
+      <w:r>
+        <w:rPr>
+          <w:i/>
+        </w:rPr>
+        <w:t>________________________________________</w:t>
+      </w:r>
     </w:p>
     <w:p>
       <w:pPr>
-        <w:spacing w:before="280" w:after="120"/>
-        <w:pBdr>
-          <w:bottom w:val="single" w:sz="6" w:space="2" w:color="C2EDD6"/>
-        </w:pBdr>
+        <w:pStyle w:val="Heading2"/>
       </w:pPr>
       <w:r>
-        <w:rPr>
-          <w:b/>
-          <w:color w:val="FFFFFF"/>
-          <w:sz w:val="20"/>
-          <w:shd w:val="clear" w:color="auto" w:fill="05A44E"/>
-        </w:rPr>
-        <w:t xml:space="preserve"> 8 </w:t>
-      </w:r>
-      <w:r>
-        <w:t xml:space="preserve">  </w:t>
-      </w:r>
-      <w:r>
-        <w:rPr>
-          <w:b/>
-          <w:color w:val="037A3A"/>
-          <w:sz w:val="26"/>
-        </w:rPr>
         <w:t>Step 5: Notify Affected Individuals (if required)</w:t>
       </w:r>
     </w:p>
     <w:p>
-      <w:pPr>
-        <w:spacing w:before="0" w:after="120"/>
-      </w:pPr>
       <w:r>
         <w:rPr>
           <w:b/>
-          <w:sz w:val="22"/>
         </w:rPr>
         <w:t>Who acts:</w:t>
       </w:r>
       <w:r>
-        <w:rPr>
-          <w:sz w:val="22"/>
-        </w:rPr>
         <w:t xml:space="preserve"> Data Protection Lead, with relevant trustees.</w:t>
       </w:r>
     </w:p>
     <w:p>
-      <w:pPr>
-        <w:spacing w:before="0" w:after="120"/>
-      </w:pPr>
       <w:r>
-        <w:rPr>
-          <w:sz w:val="22"/>
-        </w:rPr>
         <w:t xml:space="preserve">Notify affected individuals </w:t>
       </w:r>
       <w:r>
         <w:rPr>
           <w:b/>
-          <w:sz w:val="22"/>
         </w:rPr>
         <w:t>without undue delay</w:t>
       </w:r>
       <w:r>
-        <w:rPr>
-          <w:sz w:val="22"/>
-        </w:rPr>
         <w:t xml:space="preserve"> if the breach is likely to result in a </w:t>
       </w:r>
       <w:r>
         <w:rPr>
           <w:b/>
-          <w:sz w:val="22"/>
         </w:rPr>
         <w:t>high risk</w:t>
       </w:r>
       <w:r>
-        <w:rPr>
-          <w:sz w:val="22"/>
-        </w:rPr>
         <w:t xml:space="preserve"> to their rights and freedoms.</w:t>
       </w:r>
     </w:p>
     <w:p>
-      <w:pPr>
-        <w:spacing w:before="0" w:after="120"/>
-      </w:pPr>
       <w:r>
         <w:rPr>
           <w:b/>
-          <w:sz w:val="22"/>
         </w:rPr>
         <w:t>What to tell them:</w:t>
       </w:r>
@@ -1500,242 +906,143 @@
     <w:p>
       <w:pPr>
         <w:pStyle w:val="ListBullet"/>
-        <w:spacing w:before="0" w:after="60"/>
       </w:pPr>
       <w:r>
-        <w:rPr>
-          <w:sz w:val="22"/>
-        </w:rPr>
         <w:t>A clear description of what happened</w:t>
       </w:r>
     </w:p>
     <w:p>
       <w:pPr>
         <w:pStyle w:val="ListBullet"/>
-        <w:spacing w:before="0" w:after="60"/>
       </w:pPr>
       <w:r>
-        <w:rPr>
-          <w:sz w:val="22"/>
-        </w:rPr>
         <w:t>The name and contact details of the Data Protection Lead</w:t>
       </w:r>
     </w:p>
     <w:p>
       <w:pPr>
         <w:pStyle w:val="ListBullet"/>
-        <w:spacing w:before="0" w:after="60"/>
       </w:pPr>
       <w:r>
-        <w:rPr>
-          <w:sz w:val="22"/>
-        </w:rPr>
         <w:t>The likely consequences of the breach</w:t>
       </w:r>
     </w:p>
     <w:p>
       <w:pPr>
         <w:pStyle w:val="ListBullet"/>
-        <w:spacing w:before="0" w:after="60"/>
       </w:pPr>
       <w:r>
-        <w:rPr>
-          <w:sz w:val="22"/>
-        </w:rPr>
         <w:t>The steps taken or being taken to address the breach</w:t>
       </w:r>
     </w:p>
     <w:p>
       <w:pPr>
         <w:pStyle w:val="ListBullet"/>
-        <w:spacing w:before="0" w:after="60"/>
       </w:pPr>
       <w:r>
-        <w:rPr>
-          <w:sz w:val="22"/>
-        </w:rPr>
         <w:t>What they can do to protect themselves</w:t>
       </w:r>
     </w:p>
     <w:p>
-      <w:pPr>
-        <w:spacing w:before="0" w:after="120"/>
-      </w:pPr>
       <w:r>
         <w:rPr>
           <w:b/>
-          <w:sz w:val="22"/>
         </w:rPr>
         <w:t>How to notify:</w:t>
       </w:r>
     </w:p>
     <w:p>
-      <w:pPr>
-        <w:spacing w:before="0" w:after="120"/>
-      </w:pPr>
       <w:r>
-        <w:rPr>
-          <w:sz w:val="22"/>
-        </w:rPr>
         <w:t>Use direct communication where possible (phone or email). Do not post breach notifications publicly unless direct contact is impossible and a public notice would be more effective.</w:t>
       </w:r>
     </w:p>
     <w:p>
-      <w:pPr>
-        <w:spacing w:before="0" w:after="120"/>
-      </w:pPr>
       <w:r>
         <w:rPr>
           <w:b/>
-          <w:sz w:val="22"/>
         </w:rPr>
         <w:t>When individual notification is NOT required:</w:t>
       </w:r>
     </w:p>
     <w:p>
-      <w:pPr>
-        <w:spacing w:before="0" w:after="120"/>
-      </w:pPr>
       <w:r>
-        <w:rPr>
-          <w:sz w:val="22"/>
-        </w:rPr>
         <w:t>You do not need to notify individuals directly if:</w:t>
       </w:r>
     </w:p>
     <w:p>
       <w:pPr>
         <w:pStyle w:val="ListBullet"/>
-        <w:spacing w:before="0" w:after="60"/>
       </w:pPr>
       <w:r>
-        <w:rPr>
-          <w:sz w:val="22"/>
-        </w:rPr>
         <w:t>Appropriate technical measures (eg encryption) were in place and rendered the data unintelligible</w:t>
       </w:r>
     </w:p>
     <w:p>
       <w:pPr>
         <w:pStyle w:val="ListBullet"/>
-        <w:spacing w:before="0" w:after="60"/>
       </w:pPr>
       <w:r>
-        <w:rPr>
-          <w:sz w:val="22"/>
-        </w:rPr>
         <w:t>Subsequent measures have been taken to ensure the high risk is unlikely to materialise</w:t>
       </w:r>
     </w:p>
     <w:p>
       <w:pPr>
         <w:pStyle w:val="ListBullet"/>
-        <w:spacing w:before="0" w:after="60"/>
       </w:pPr>
       <w:r>
-        <w:rPr>
-          <w:sz w:val="22"/>
-        </w:rPr>
         <w:t>It would involve disproportionate effort — in which case a public communication may be used instead</w:t>
       </w:r>
     </w:p>
     <w:p>
-      <w:pPr>
-        <w:spacing w:before="0" w:after="120"/>
-      </w:pPr>
       <w:r>
-        <w:rPr>
-          <w:sz w:val="22"/>
-        </w:rPr>
         <w:t>If in doubt, notify.</w:t>
       </w:r>
     </w:p>
     <w:p>
-      <w:pPr>
-        <w:spacing w:before="80" w:after="80"/>
-        <w:pBdr>
-          <w:bottom w:val="single" w:sz="6" w:space="1" w:color="C2EDD6"/>
-        </w:pBdr>
-      </w:pPr>
+      <w:r>
+        <w:rPr>
+          <w:i/>
+        </w:rPr>
+        <w:t>________________________________________</w:t>
+      </w:r>
     </w:p>
     <w:p>
       <w:pPr>
-        <w:spacing w:before="280" w:after="120"/>
-        <w:pBdr>
-          <w:bottom w:val="single" w:sz="6" w:space="2" w:color="C2EDD6"/>
-        </w:pBdr>
+        <w:pStyle w:val="Heading2"/>
       </w:pPr>
       <w:r>
-        <w:rPr>
-          <w:b/>
-          <w:color w:val="FFFFFF"/>
-          <w:sz w:val="20"/>
-          <w:shd w:val="clear" w:color="auto" w:fill="05A44E"/>
-        </w:rPr>
-        <w:t xml:space="preserve"> 9 </w:t>
-      </w:r>
-      <w:r>
-        <w:t xml:space="preserve">  </w:t>
-      </w:r>
-      <w:r>
-        <w:rPr>
-          <w:b/>
-          <w:color w:val="037A3A"/>
-          <w:sz w:val="26"/>
-        </w:rPr>
         <w:t>Step 6: Document the Breach</w:t>
       </w:r>
     </w:p>
     <w:p>
-      <w:pPr>
-        <w:spacing w:before="0" w:after="120"/>
-      </w:pPr>
       <w:r>
         <w:rPr>
           <w:b/>
-          <w:sz w:val="22"/>
         </w:rPr>
         <w:t>Who acts:</w:t>
       </w:r>
       <w:r>
-        <w:rPr>
-          <w:sz w:val="22"/>
-        </w:rPr>
         <w:t xml:space="preserve"> Data Protection Lead.</w:t>
       </w:r>
     </w:p>
     <w:p>
-      <w:pPr>
-        <w:spacing w:before="0" w:after="120"/>
-      </w:pPr>
       <w:r>
-        <w:rPr>
-          <w:sz w:val="22"/>
-        </w:rPr>
         <w:t xml:space="preserve">All breaches must be documented in the </w:t>
       </w:r>
       <w:r>
         <w:rPr>
           <w:b/>
-          <w:sz w:val="22"/>
         </w:rPr>
         <w:t>Breach Log</w:t>
       </w:r>
       <w:r>
-        <w:rPr>
-          <w:sz w:val="22"/>
-        </w:rPr>
         <w:t>, regardless of whether they are reported to the ICO or not. This is a legal requirement under UK GDPR Article 33(5).</w:t>
       </w:r>
     </w:p>
     <w:p>
-      <w:pPr>
-        <w:spacing w:before="0" w:after="120"/>
-      </w:pPr>
       <w:r>
         <w:rPr>
           <w:b/>
-          <w:sz w:val="22"/>
         </w:rPr>
         <w:t>Record the following for every breach:</w:t>
       </w:r>
@@ -1743,207 +1050,124 @@
     <w:p>
       <w:pPr>
         <w:pStyle w:val="ListBullet"/>
-        <w:spacing w:before="0" w:after="60"/>
       </w:pPr>
       <w:r>
-        <w:rPr>
-          <w:sz w:val="22"/>
-        </w:rPr>
         <w:t>Date and time the breach occurred (if known)</w:t>
       </w:r>
     </w:p>
     <w:p>
       <w:pPr>
         <w:pStyle w:val="ListBullet"/>
-        <w:spacing w:before="0" w:after="60"/>
       </w:pPr>
       <w:r>
-        <w:rPr>
-          <w:sz w:val="22"/>
-        </w:rPr>
         <w:t>Date and time the charity became aware</w:t>
       </w:r>
     </w:p>
     <w:p>
       <w:pPr>
         <w:pStyle w:val="ListBullet"/>
-        <w:spacing w:before="0" w:after="60"/>
       </w:pPr>
       <w:r>
-        <w:rPr>
-          <w:sz w:val="22"/>
-        </w:rPr>
         <w:t>Description of the breach</w:t>
       </w:r>
     </w:p>
     <w:p>
       <w:pPr>
         <w:pStyle w:val="ListBullet"/>
-        <w:spacing w:before="0" w:after="60"/>
       </w:pPr>
       <w:r>
-        <w:rPr>
-          <w:sz w:val="22"/>
-        </w:rPr>
         <w:t>Categories and volume of data and individuals affected</w:t>
       </w:r>
     </w:p>
     <w:p>
       <w:pPr>
         <w:pStyle w:val="ListBullet"/>
-        <w:spacing w:before="0" w:after="60"/>
       </w:pPr>
       <w:r>
-        <w:rPr>
-          <w:sz w:val="22"/>
-        </w:rPr>
         <w:t>Cause of the breach</w:t>
       </w:r>
     </w:p>
     <w:p>
       <w:pPr>
         <w:pStyle w:val="ListBullet"/>
-        <w:spacing w:before="0" w:after="60"/>
       </w:pPr>
       <w:r>
-        <w:rPr>
-          <w:sz w:val="22"/>
-        </w:rPr>
         <w:t>Containment actions taken and by whom</w:t>
       </w:r>
     </w:p>
     <w:p>
       <w:pPr>
         <w:pStyle w:val="ListBullet"/>
-        <w:spacing w:before="0" w:after="60"/>
       </w:pPr>
       <w:r>
-        <w:rPr>
-          <w:sz w:val="22"/>
-        </w:rPr>
         <w:t>Assessment of risk and severity</w:t>
       </w:r>
     </w:p>
     <w:p>
       <w:pPr>
         <w:pStyle w:val="ListBullet"/>
-        <w:spacing w:before="0" w:after="60"/>
       </w:pPr>
       <w:r>
-        <w:rPr>
-          <w:sz w:val="22"/>
-        </w:rPr>
         <w:t>Whether the ICO was notified, and when</w:t>
       </w:r>
     </w:p>
     <w:p>
       <w:pPr>
         <w:pStyle w:val="ListBullet"/>
-        <w:spacing w:before="0" w:after="60"/>
       </w:pPr>
       <w:r>
-        <w:rPr>
-          <w:sz w:val="22"/>
-        </w:rPr>
         <w:t>Whether affected individuals were notified, and when</w:t>
       </w:r>
     </w:p>
     <w:p>
       <w:pPr>
         <w:pStyle w:val="ListBullet"/>
-        <w:spacing w:before="0" w:after="60"/>
       </w:pPr>
       <w:r>
-        <w:rPr>
-          <w:sz w:val="22"/>
-        </w:rPr>
         <w:t>Any further remediation actions</w:t>
       </w:r>
     </w:p>
     <w:p>
-      <w:pPr>
-        <w:spacing w:before="0" w:after="120"/>
-      </w:pPr>
       <w:r>
-        <w:rPr>
-          <w:sz w:val="22"/>
-        </w:rPr>
         <w:t>The Breach Log is maintained by the Data Protection Lead and held securely.</w:t>
       </w:r>
     </w:p>
     <w:p>
-      <w:pPr>
-        <w:spacing w:before="80" w:after="80"/>
-        <w:pBdr>
-          <w:bottom w:val="single" w:sz="6" w:space="1" w:color="C2EDD6"/>
-        </w:pBdr>
-      </w:pPr>
+      <w:r>
+        <w:rPr>
+          <w:i/>
+        </w:rPr>
+        <w:t>________________________________________</w:t>
+      </w:r>
     </w:p>
     <w:p>
       <w:pPr>
-        <w:spacing w:before="280" w:after="120"/>
-        <w:pBdr>
-          <w:bottom w:val="single" w:sz="6" w:space="2" w:color="C2EDD6"/>
-        </w:pBdr>
+        <w:pStyle w:val="Heading2"/>
       </w:pPr>
       <w:r>
-        <w:rPr>
-          <w:b/>
-          <w:color w:val="FFFFFF"/>
-          <w:sz w:val="20"/>
-          <w:shd w:val="clear" w:color="auto" w:fill="05A44E"/>
-        </w:rPr>
-        <w:t xml:space="preserve"> 10 </w:t>
-      </w:r>
-      <w:r>
-        <w:t xml:space="preserve">  </w:t>
-      </w:r>
-      <w:r>
-        <w:rPr>
-          <w:b/>
-          <w:color w:val="037A3A"/>
-          <w:sz w:val="26"/>
-        </w:rPr>
         <w:t>Step 7: Review and Learn</w:t>
       </w:r>
     </w:p>
     <w:p>
-      <w:pPr>
-        <w:spacing w:before="0" w:after="120"/>
-      </w:pPr>
       <w:r>
         <w:rPr>
           <w:b/>
-          <w:sz w:val="22"/>
         </w:rPr>
         <w:t>Who acts:</w:t>
       </w:r>
       <w:r>
-        <w:rPr>
-          <w:sz w:val="22"/>
-        </w:rPr>
         <w:t xml:space="preserve"> Data Protection Lead and relevant trustees.</w:t>
       </w:r>
     </w:p>
     <w:p>
-      <w:pPr>
-        <w:spacing w:before="0" w:after="120"/>
-      </w:pPr>
       <w:r>
-        <w:rPr>
-          <w:sz w:val="22"/>
-        </w:rPr>
         <w:t>After the breach is resolved, conduct a brief review to understand what happened and prevent recurrence.</w:t>
       </w:r>
     </w:p>
     <w:p>
-      <w:pPr>
-        <w:spacing w:before="0" w:after="120"/>
-      </w:pPr>
       <w:r>
         <w:rPr>
           <w:b/>
-          <w:sz w:val="22"/>
         </w:rPr>
         <w:t>Review questions:</w:t>
       </w:r>
@@ -1951,370 +1175,88 @@
     <w:p>
       <w:pPr>
         <w:pStyle w:val="ListBullet"/>
-        <w:spacing w:before="0" w:after="60"/>
       </w:pPr>
       <w:r>
-        <w:rPr>
-          <w:sz w:val="22"/>
-        </w:rPr>
         <w:t>What caused the breach?</w:t>
       </w:r>
     </w:p>
     <w:p>
       <w:pPr>
         <w:pStyle w:val="ListBullet"/>
-        <w:spacing w:before="0" w:after="60"/>
       </w:pPr>
       <w:r>
-        <w:rPr>
-          <w:sz w:val="22"/>
-        </w:rPr>
         <w:t>Were existing policies or procedures followed?</w:t>
       </w:r>
     </w:p>
     <w:p>
       <w:pPr>
         <w:pStyle w:val="ListBullet"/>
-        <w:spacing w:before="0" w:after="60"/>
       </w:pPr>
       <w:r>
-        <w:rPr>
-          <w:sz w:val="22"/>
-        </w:rPr>
         <w:t>Did any procedure fail or prove insufficient?</w:t>
       </w:r>
     </w:p>
     <w:p>
       <w:pPr>
         <w:pStyle w:val="ListBullet"/>
-        <w:spacing w:before="0" w:after="60"/>
       </w:pPr>
       <w:r>
-        <w:rPr>
-          <w:sz w:val="22"/>
-        </w:rPr>
         <w:t>What changes are needed to reduce the risk of this happening again?</w:t>
       </w:r>
     </w:p>
     <w:p>
       <w:pPr>
         <w:pStyle w:val="ListBullet"/>
-        <w:spacing w:before="0" w:after="60"/>
       </w:pPr>
       <w:r>
-        <w:rPr>
-          <w:sz w:val="22"/>
-        </w:rPr>
         <w:t>Do any training needs arise?</w:t>
       </w:r>
     </w:p>
     <w:p>
-      <w:pPr>
-        <w:spacing w:before="0" w:after="120"/>
-      </w:pPr>
       <w:r>
-        <w:rPr>
-          <w:sz w:val="22"/>
-        </w:rPr>
         <w:t>Document findings and any policy or procedure changes made as a result.</w:t>
       </w:r>
     </w:p>
     <w:p>
-      <w:pPr>
-        <w:spacing w:before="80" w:after="80"/>
-        <w:pBdr>
-          <w:bottom w:val="single" w:sz="6" w:space="1" w:color="C2EDD6"/>
-        </w:pBdr>
-      </w:pPr>
-    </w:p>
-    <w:p>
-      <w:pPr>
-        <w:spacing w:before="280" w:after="120"/>
-        <w:pBdr>
-          <w:bottom w:val="single" w:sz="6" w:space="2" w:color="C2EDD6"/>
-        </w:pBdr>
-      </w:pPr>
       <w:r>
         <w:rPr>
-          <w:b/>
-          <w:color w:val="FFFFFF"/>
-          <w:sz w:val="20"/>
-          <w:shd w:val="clear" w:color="auto" w:fill="05A44E"/>
+          <w:i/>
         </w:rPr>
-        <w:t xml:space="preserve"> 11 </w:t>
-      </w:r>
-      <w:r>
-        <w:t xml:space="preserve">  </w:t>
-      </w:r>
-      <w:r>
-        <w:rPr>
-          <w:b/>
-          <w:color w:val="037A3A"/>
-          <w:sz w:val="26"/>
-        </w:rPr>
-        <w:t>Roles and Responsibilities Summary</w:t>
+        <w:t>________________________________________</w:t>
       </w:r>
     </w:p>
     <w:p>
       <w:pPr>
-        <w:spacing w:before="0" w:after="120"/>
+        <w:pStyle w:val="Heading2"/>
       </w:pPr>
       <w:r>
-        <w:rPr>
-          <w:sz w:val="22"/>
-        </w:rPr>
-        <w:t>| Role | Responsibility | |---|---| | Any trustee or volunteer | Report any known or suspected breach immediately to the Data Protection Lead | | Data Protection Lead | Lead the response, assess severity, decide on ICO reporting, notify individuals if required, maintain the Breach Log | | All trustees | Support containment and cooperate with the investigation |</w:t>
-      </w:r>
-    </w:p>
-    <w:p>
-      <w:pPr>
-        <w:spacing w:before="80" w:after="80"/>
-        <w:pBdr>
-          <w:bottom w:val="single" w:sz="6" w:space="1" w:color="C2EDD6"/>
-        </w:pBdr>
-      </w:pPr>
-    </w:p>
-    <w:p>
-      <w:pPr>
-        <w:spacing w:before="280" w:after="120"/>
-        <w:pBdr>
-          <w:bottom w:val="single" w:sz="6" w:space="2" w:color="C2EDD6"/>
-        </w:pBdr>
-      </w:pPr>
-      <w:r>
-        <w:rPr>
-          <w:b/>
-          <w:color w:val="FFFFFF"/>
-          <w:sz w:val="20"/>
-          <w:shd w:val="clear" w:color="auto" w:fill="05A44E"/>
-        </w:rPr>
-        <w:t xml:space="preserve"> 12 </w:t>
-      </w:r>
-      <w:r>
-        <w:t xml:space="preserve">  </w:t>
-      </w:r>
-      <w:r>
-        <w:rPr>
-          <w:b/>
-          <w:color w:val="037A3A"/>
-          <w:sz w:val="26"/>
-        </w:rPr>
-        <w:t>Key Contacts and Resources</w:t>
-      </w:r>
-    </w:p>
-    <w:p>
-      <w:pPr>
-        <w:spacing w:before="0" w:after="120"/>
-      </w:pPr>
-      <w:r>
-        <w:rPr>
-          <w:sz w:val="22"/>
-        </w:rPr>
-        <w:t>| Resource | Details | |---|---| | Data Protection Lead | Sam Mathias — via official trustee channels | | ICO Breach Report Portal | &lt;https://ico.org.uk/for-organisations/report-a-breach/&gt; | | ICO Helpline | 0303 123 1113 | | ICO Guidance on Breach Reporting | &lt;https://ico.org.uk/for-organisations/uk-gdpr-guidance-and-resources/personal-data-breaches/&gt; |</w:t>
-      </w:r>
-    </w:p>
-    <w:p>
-      <w:pPr>
-        <w:spacing w:before="80" w:after="80"/>
-        <w:pBdr>
-          <w:bottom w:val="single" w:sz="6" w:space="1" w:color="C2EDD6"/>
-        </w:pBdr>
-      </w:pPr>
-    </w:p>
-    <w:p>
-      <w:pPr>
-        <w:spacing w:before="280" w:after="120"/>
-        <w:pBdr>
-          <w:bottom w:val="single" w:sz="6" w:space="2" w:color="C2EDD6"/>
-        </w:pBdr>
-      </w:pPr>
-      <w:r>
-        <w:rPr>
-          <w:b/>
-          <w:color w:val="FFFFFF"/>
-          <w:sz w:val="20"/>
-          <w:shd w:val="clear" w:color="auto" w:fill="05A44E"/>
-        </w:rPr>
-        <w:t xml:space="preserve"> 13 </w:t>
-      </w:r>
-      <w:r>
-        <w:t xml:space="preserve">  </w:t>
-      </w:r>
-      <w:r>
-        <w:rPr>
-          <w:b/>
-          <w:color w:val="037A3A"/>
-          <w:sz w:val="26"/>
-        </w:rPr>
-        <w:t>Document Control</w:t>
-      </w:r>
-    </w:p>
-    <w:p>
-      <w:pPr>
-        <w:spacing w:before="0" w:after="120"/>
-      </w:pPr>
-      <w:r>
-        <w:rPr>
-          <w:sz w:val="22"/>
-        </w:rPr>
-        <w:t>| Field | Detail | |---|---| | Document title | Data Breach Response Procedure | | Version | 1.0 | | Date | April 2026 | | Owner | Data Protection Lead | | Review frequency | Annually, or after any breach occurs |</w:t>
-      </w:r>
-    </w:p>
-    <w:p>
-      <w:pPr>
-        <w:spacing w:before="160" w:after="40"/>
-      </w:pPr>
-      <w:r>
-        <w:rPr>
-          <w:b/>
-          <w:color w:val="111827"/>
-          <w:sz w:val="22"/>
-        </w:rPr>
-        <w:t>Related Documents</w:t>
-      </w:r>
-    </w:p>
-    <w:p>
-      <w:pPr>
-        <w:pStyle w:val="ListBullet"/>
-        <w:spacing w:before="0" w:after="60"/>
-      </w:pPr>
-      <w:r>
-        <w:rPr>
-          <w:sz w:val="22"/>
-        </w:rPr>
-        <w:t>[Data Retention Policy](forgotten-felines-data-retention-policy.md)</w:t>
-      </w:r>
-    </w:p>
-    <w:p>
-      <w:pPr>
-        <w:pStyle w:val="ListBullet"/>
-        <w:spacing w:before="0" w:after="60"/>
-      </w:pPr>
-      <w:r>
-        <w:rPr>
-          <w:sz w:val="22"/>
-        </w:rPr>
-        <w:t>[Privacy Notice](forgotten-felines-privacy-notice.md)</w:t>
-      </w:r>
-    </w:p>
-    <w:p>
-      <w:pPr>
-        <w:pStyle w:val="ListBullet"/>
-        <w:spacing w:before="0" w:after="60"/>
-      </w:pPr>
-      <w:r>
-        <w:rPr>
-          <w:sz w:val="22"/>
-        </w:rPr>
-        <w:t>[Record of Processing Activities (ROPA)](forgotten-felines-record-of-processing-activities.md)</w:t>
-      </w:r>
-    </w:p>
-    <w:p>
-      <w:pPr>
-        <w:pStyle w:val="ListBullet"/>
-        <w:spacing w:before="0" w:after="60"/>
-      </w:pPr>
-      <w:r>
-        <w:rPr>
-          <w:sz w:val="22"/>
-        </w:rPr>
-        <w:t>[GDPR Trustee Policy](forgotten-felines-gdpr-trustee-policy.md)</w:t>
-      </w:r>
-    </w:p>
-    <w:p>
-      <w:pPr>
-        <w:pStyle w:val="ListBullet"/>
-        <w:spacing w:before="0" w:after="60"/>
-      </w:pPr>
-      <w:r>
-        <w:rPr>
-          <w:sz w:val="22"/>
-        </w:rPr>
-        <w:t>[GDPR Volunteer Policy](forgotten-felines-gdpr-volunteer-policy.md)</w:t>
-      </w:r>
-    </w:p>
-    <w:p>
-      <w:pPr>
-        <w:spacing w:before="80" w:after="80"/>
-        <w:pBdr>
-          <w:bottom w:val="single" w:sz="6" w:space="1" w:color="C2EDD6"/>
-        </w:pBdr>
-      </w:pPr>
-    </w:p>
-    <w:p>
-      <w:pPr>
-        <w:spacing w:before="280" w:after="120"/>
-        <w:pBdr>
-          <w:bottom w:val="single" w:sz="6" w:space="2" w:color="C2EDD6"/>
-        </w:pBdr>
-      </w:pPr>
-      <w:r>
-        <w:rPr>
-          <w:b/>
-          <w:color w:val="FFFFFF"/>
-          <w:sz w:val="20"/>
-          <w:shd w:val="clear" w:color="auto" w:fill="05A44E"/>
-        </w:rPr>
-        <w:t xml:space="preserve"> 14 </w:t>
-      </w:r>
-      <w:r>
-        <w:t xml:space="preserve">  </w:t>
-      </w:r>
-      <w:r>
-        <w:rPr>
-          <w:b/>
-          <w:color w:val="037A3A"/>
-          <w:sz w:val="26"/>
-        </w:rPr>
-        <w:t>Review &amp; Approval</w:t>
+        <w:t>Roles and Responsibilities Summary</w:t>
       </w:r>
     </w:p>
     <w:tbl>
       <w:tblPr>
-        <w:tblStyle w:val="TableGrid"/>
+        <w:tblStyle w:val="LightGrid-Accent1"/>
         <w:tblW w:type="auto" w:w="0"/>
         <w:tblLook w:firstColumn="1" w:firstRow="1" w:lastColumn="0" w:lastRow="0" w:noHBand="0" w:noVBand="1" w:val="04A0"/>
       </w:tblPr>
       <w:tblGrid>
-        <w:gridCol w:w="2268"/>
-        <w:gridCol w:w="2268"/>
-        <w:gridCol w:w="2268"/>
-        <w:gridCol w:w="2268"/>
+        <w:gridCol w:w="4320"/>
+        <w:gridCol w:w="4320"/>
       </w:tblGrid>
       <w:tr>
         <w:tc>
           <w:tcPr>
-            <w:tcW w:type="dxa" w:w="2268"/>
-            <w:shd w:val="clear" w:color="auto" w:fill="05A44E"/>
+            <w:tcW w:type="dxa" w:w="4320"/>
           </w:tcPr>
           <w:p>
-            <w:pPr>
-              <w:spacing w:before="80" w:after="80"/>
-            </w:pPr>
             <w:r>
               <w:rPr>
                 <w:b/>
-                <w:color w:val="FFFFFF"/>
-                <w:sz w:val="19"/>
               </w:rPr>
-              <w:t>Name</w:t>
             </w:r>
-          </w:p>
-        </w:tc>
-        <w:tc>
-          <w:tcPr>
-            <w:tcW w:type="dxa" w:w="2268"/>
-            <w:shd w:val="clear" w:color="auto" w:fill="05A44E"/>
-          </w:tcPr>
-          <w:p>
-            <w:pPr>
-              <w:spacing w:before="80" w:after="80"/>
-            </w:pPr>
             <w:r>
               <w:rPr>
                 <w:b/>
-                <w:color w:val="FFFFFF"/>
-                <w:sz w:val="19"/>
               </w:rPr>
               <w:t>Role</w:t>
             </w:r>
@@ -2322,39 +1264,19 @@
         </w:tc>
         <w:tc>
           <w:tcPr>
-            <w:tcW w:type="dxa" w:w="2268"/>
-            <w:shd w:val="clear" w:color="auto" w:fill="05A44E"/>
+            <w:tcW w:type="dxa" w:w="4320"/>
           </w:tcPr>
           <w:p>
-            <w:pPr>
-              <w:spacing w:before="80" w:after="80"/>
-            </w:pPr>
             <w:r>
               <w:rPr>
                 <w:b/>
-                <w:color w:val="FFFFFF"/>
-                <w:sz w:val="19"/>
               </w:rPr>
-              <w:t>Signature</w:t>
             </w:r>
-          </w:p>
-        </w:tc>
-        <w:tc>
-          <w:tcPr>
-            <w:tcW w:type="dxa" w:w="2268"/>
-            <w:shd w:val="clear" w:color="auto" w:fill="05A44E"/>
-          </w:tcPr>
-          <w:p>
-            <w:pPr>
-              <w:spacing w:before="80" w:after="80"/>
-            </w:pPr>
             <w:r>
               <w:rPr>
                 <w:b/>
-                <w:color w:val="FFFFFF"/>
-                <w:sz w:val="19"/>
               </w:rPr>
-              <w:t>Date</w:t>
+              <w:t>Responsibility</w:t>
             </w:r>
           </w:p>
         </w:tc>
@@ -2362,67 +1284,23 @@
       <w:tr>
         <w:tc>
           <w:tcPr>
-            <w:tcW w:type="dxa" w:w="2268"/>
-            <w:shd w:val="clear" w:color="auto" w:fill="FFFFFF"/>
+            <w:tcW w:type="dxa" w:w="4320"/>
           </w:tcPr>
           <w:p>
-            <w:pPr>
-              <w:spacing w:before="320" w:after="320"/>
-            </w:pPr>
+            <w:r/>
             <w:r>
-              <w:rPr>
-                <w:sz w:val="20"/>
-              </w:rPr>
-              <w:t>Bev Hibbert</w:t>
+              <w:t>Any trustee or volunteer</w:t>
             </w:r>
           </w:p>
         </w:tc>
         <w:tc>
           <w:tcPr>
-            <w:tcW w:type="dxa" w:w="2268"/>
-            <w:shd w:val="clear" w:color="auto" w:fill="FFFFFF"/>
+            <w:tcW w:type="dxa" w:w="4320"/>
           </w:tcPr>
           <w:p>
-            <w:pPr>
-              <w:spacing w:before="320" w:after="320"/>
-            </w:pPr>
+            <w:r/>
             <w:r>
-              <w:rPr>
-                <w:sz w:val="20"/>
-              </w:rPr>
-              <w:t>Founder</w:t>
-            </w:r>
-          </w:p>
-        </w:tc>
-        <w:tc>
-          <w:tcPr>
-            <w:tcW w:type="dxa" w:w="2268"/>
-            <w:shd w:val="clear" w:color="auto" w:fill="FFFFFF"/>
-          </w:tcPr>
-          <w:p>
-            <w:pPr>
-              <w:spacing w:before="320" w:after="320"/>
-            </w:pPr>
-            <w:r>
-              <w:rPr>
-                <w:sz w:val="20"/>
-              </w:rPr>
-            </w:r>
-          </w:p>
-        </w:tc>
-        <w:tc>
-          <w:tcPr>
-            <w:tcW w:type="dxa" w:w="2268"/>
-            <w:shd w:val="clear" w:color="auto" w:fill="FFFFFF"/>
-          </w:tcPr>
-          <w:p>
-            <w:pPr>
-              <w:spacing w:before="320" w:after="320"/>
-            </w:pPr>
-            <w:r>
-              <w:rPr>
-                <w:sz w:val="20"/>
-              </w:rPr>
+              <w:t>Report any known or suspected breach immediately to the Data Protection Lead</w:t>
             </w:r>
           </w:p>
         </w:tc>
@@ -2430,66 +1308,23 @@
       <w:tr>
         <w:tc>
           <w:tcPr>
-            <w:tcW w:type="dxa" w:w="2268"/>
-            <w:shd w:val="clear" w:color="auto" w:fill="F9FAFB"/>
+            <w:tcW w:type="dxa" w:w="4320"/>
           </w:tcPr>
           <w:p>
-            <w:pPr>
-              <w:spacing w:before="320" w:after="320"/>
-            </w:pPr>
+            <w:r/>
             <w:r>
-              <w:rPr>
-                <w:sz w:val="20"/>
-              </w:rPr>
+              <w:t>Data Protection Lead</w:t>
             </w:r>
           </w:p>
         </w:tc>
         <w:tc>
           <w:tcPr>
-            <w:tcW w:type="dxa" w:w="2268"/>
-            <w:shd w:val="clear" w:color="auto" w:fill="F9FAFB"/>
+            <w:tcW w:type="dxa" w:w="4320"/>
           </w:tcPr>
           <w:p>
-            <w:pPr>
-              <w:spacing w:before="320" w:after="320"/>
-            </w:pPr>
+            <w:r/>
             <w:r>
-              <w:rPr>
-                <w:sz w:val="20"/>
-              </w:rPr>
-              <w:t>Trustee</w:t>
-            </w:r>
-          </w:p>
-        </w:tc>
-        <w:tc>
-          <w:tcPr>
-            <w:tcW w:type="dxa" w:w="2268"/>
-            <w:shd w:val="clear" w:color="auto" w:fill="F9FAFB"/>
-          </w:tcPr>
-          <w:p>
-            <w:pPr>
-              <w:spacing w:before="320" w:after="320"/>
-            </w:pPr>
-            <w:r>
-              <w:rPr>
-                <w:sz w:val="20"/>
-              </w:rPr>
-            </w:r>
-          </w:p>
-        </w:tc>
-        <w:tc>
-          <w:tcPr>
-            <w:tcW w:type="dxa" w:w="2268"/>
-            <w:shd w:val="clear" w:color="auto" w:fill="F9FAFB"/>
-          </w:tcPr>
-          <w:p>
-            <w:pPr>
-              <w:spacing w:before="320" w:after="320"/>
-            </w:pPr>
-            <w:r>
-              <w:rPr>
-                <w:sz w:val="20"/>
-              </w:rPr>
+              <w:t>Lead the response, assess severity, decide on ICO reporting, notify individuals if required, maintain the Breach Log</w:t>
             </w:r>
           </w:p>
         </w:tc>
@@ -2497,186 +1332,88 @@
       <w:tr>
         <w:tc>
           <w:tcPr>
-            <w:tcW w:type="dxa" w:w="2268"/>
-            <w:shd w:val="clear" w:color="auto" w:fill="FFFFFF"/>
+            <w:tcW w:type="dxa" w:w="4320"/>
           </w:tcPr>
           <w:p>
-            <w:pPr>
-              <w:spacing w:before="320" w:after="320"/>
-            </w:pPr>
+            <w:r/>
             <w:r>
-              <w:rPr>
-                <w:sz w:val="20"/>
-              </w:rPr>
+              <w:t>All trustees</w:t>
             </w:r>
           </w:p>
         </w:tc>
         <w:tc>
           <w:tcPr>
-            <w:tcW w:type="dxa" w:w="2268"/>
-            <w:shd w:val="clear" w:color="auto" w:fill="FFFFFF"/>
+            <w:tcW w:type="dxa" w:w="4320"/>
           </w:tcPr>
           <w:p>
-            <w:pPr>
-              <w:spacing w:before="320" w:after="320"/>
-            </w:pPr>
+            <w:r/>
+            <w:r>
+              <w:t>Support containment and cooperate with the investigation</w:t>
+            </w:r>
+          </w:p>
+        </w:tc>
+      </w:tr>
+    </w:tbl>
+    <w:p>
+      <w:r>
+        <w:rPr>
+          <w:i/>
+        </w:rPr>
+        <w:t>________________________________________</w:t>
+      </w:r>
+    </w:p>
+    <w:p>
+      <w:pPr>
+        <w:pStyle w:val="Heading2"/>
+      </w:pPr>
+      <w:r>
+        <w:t>Key Contacts and Resources</w:t>
+      </w:r>
+    </w:p>
+    <w:tbl>
+      <w:tblPr>
+        <w:tblStyle w:val="LightGrid-Accent1"/>
+        <w:tblW w:type="auto" w:w="0"/>
+        <w:tblLook w:firstColumn="1" w:firstRow="1" w:lastColumn="0" w:lastRow="0" w:noHBand="0" w:noVBand="1" w:val="04A0"/>
+      </w:tblPr>
+      <w:tblGrid>
+        <w:gridCol w:w="4320"/>
+        <w:gridCol w:w="4320"/>
+      </w:tblGrid>
+      <w:tr>
+        <w:tc>
+          <w:tcPr>
+            <w:tcW w:type="dxa" w:w="4320"/>
+          </w:tcPr>
+          <w:p>
             <w:r>
               <w:rPr>
-                <w:sz w:val="20"/>
+                <w:b/>
               </w:rPr>
-              <w:t>Trustee</w:t>
+            </w:r>
+            <w:r>
+              <w:rPr>
+                <w:b/>
+              </w:rPr>
+              <w:t>Resource</w:t>
             </w:r>
           </w:p>
         </w:tc>
         <w:tc>
           <w:tcPr>
-            <w:tcW w:type="dxa" w:w="2268"/>
-            <w:shd w:val="clear" w:color="auto" w:fill="FFFFFF"/>
+            <w:tcW w:type="dxa" w:w="4320"/>
           </w:tcPr>
           <w:p>
-            <w:pPr>
-              <w:spacing w:before="320" w:after="320"/>
-            </w:pPr>
-            <w:r>
-              <w:rPr>
-                <w:sz w:val="20"/>
-              </w:rPr>
-            </w:r>
-          </w:p>
-        </w:tc>
-        <w:tc>
-          <w:tcPr>
-            <w:tcW w:type="dxa" w:w="2268"/>
-            <w:shd w:val="clear" w:color="auto" w:fill="FFFFFF"/>
-          </w:tcPr>
-          <w:p>
-            <w:pPr>
-              <w:spacing w:before="320" w:after="320"/>
-            </w:pPr>
-            <w:r>
-              <w:rPr>
-                <w:sz w:val="20"/>
-              </w:rPr>
-            </w:r>
-          </w:p>
-        </w:tc>
-      </w:tr>
-    </w:tbl>
-    <w:p/>
-    <w:p>
-      <w:pPr>
-        <w:spacing w:before="280" w:after="120"/>
-        <w:pBdr>
-          <w:bottom w:val="single" w:sz="6" w:space="2" w:color="C2EDD6"/>
-        </w:pBdr>
-      </w:pPr>
-      <w:r>
-        <w:rPr>
-          <w:b/>
-          <w:color w:val="FFFFFF"/>
-          <w:sz w:val="20"/>
-          <w:shd w:val="clear" w:color="auto" w:fill="05A44E"/>
-        </w:rPr>
-        <w:t xml:space="preserve"> 15 </w:t>
-      </w:r>
-      <w:r>
-        <w:t xml:space="preserve">  </w:t>
-      </w:r>
-      <w:r>
-        <w:rPr>
-          <w:b/>
-          <w:color w:val="037A3A"/>
-          <w:sz w:val="26"/>
-        </w:rPr>
-        <w:t>Version History</w:t>
-      </w:r>
-    </w:p>
-    <w:tbl>
-      <w:tblPr>
-        <w:tblStyle w:val="TableGrid"/>
-        <w:tblW w:type="auto" w:w="0"/>
-        <w:tblLook w:firstColumn="1" w:firstRow="1" w:lastColumn="0" w:lastRow="0" w:noHBand="0" w:noVBand="1" w:val="04A0"/>
-      </w:tblPr>
-      <w:tblGrid>
-        <w:gridCol w:w="2268"/>
-        <w:gridCol w:w="2268"/>
-        <w:gridCol w:w="2268"/>
-        <w:gridCol w:w="2268"/>
-      </w:tblGrid>
-      <w:tr>
-        <w:tc>
-          <w:tcPr>
-            <w:tcW w:type="dxa" w:w="2268"/>
-            <w:shd w:val="clear" w:color="auto" w:fill="111827"/>
-          </w:tcPr>
-          <w:p>
-            <w:pPr>
-              <w:spacing w:before="80" w:after="80"/>
-            </w:pPr>
             <w:r>
               <w:rPr>
                 <w:b/>
-                <w:color w:val="FFFFFF"/>
-                <w:sz w:val="19"/>
               </w:rPr>
-              <w:t>Version</w:t>
             </w:r>
-          </w:p>
-        </w:tc>
-        <w:tc>
-          <w:tcPr>
-            <w:tcW w:type="dxa" w:w="2268"/>
-            <w:shd w:val="clear" w:color="auto" w:fill="111827"/>
-          </w:tcPr>
-          <w:p>
-            <w:pPr>
-              <w:spacing w:before="80" w:after="80"/>
-            </w:pPr>
             <w:r>
               <w:rPr>
                 <w:b/>
-                <w:color w:val="FFFFFF"/>
-                <w:sz w:val="19"/>
               </w:rPr>
-              <w:t>Date</w:t>
-            </w:r>
-          </w:p>
-        </w:tc>
-        <w:tc>
-          <w:tcPr>
-            <w:tcW w:type="dxa" w:w="2268"/>
-            <w:shd w:val="clear" w:color="auto" w:fill="111827"/>
-          </w:tcPr>
-          <w:p>
-            <w:pPr>
-              <w:spacing w:before="80" w:after="80"/>
-            </w:pPr>
-            <w:r>
-              <w:rPr>
-                <w:b/>
-                <w:color w:val="FFFFFF"/>
-                <w:sz w:val="19"/>
-              </w:rPr>
-              <w:t>Author</w:t>
-            </w:r>
-          </w:p>
-        </w:tc>
-        <w:tc>
-          <w:tcPr>
-            <w:tcW w:type="dxa" w:w="2268"/>
-            <w:shd w:val="clear" w:color="auto" w:fill="111827"/>
-          </w:tcPr>
-          <w:p>
-            <w:pPr>
-              <w:spacing w:before="80" w:after="80"/>
-            </w:pPr>
-            <w:r>
-              <w:rPr>
-                <w:b/>
-                <w:color w:val="FFFFFF"/>
-                <w:sz w:val="19"/>
-              </w:rPr>
-              <w:t>Changes</w:t>
+              <w:t>Details</w:t>
             </w:r>
           </w:p>
         </w:tc>
@@ -2684,69 +1421,23 @@
       <w:tr>
         <w:tc>
           <w:tcPr>
-            <w:tcW w:type="dxa" w:w="2268"/>
-            <w:shd w:val="clear" w:color="auto" w:fill="FFFFFF"/>
+            <w:tcW w:type="dxa" w:w="4320"/>
           </w:tcPr>
           <w:p>
-            <w:pPr>
-              <w:spacing w:before="60" w:after="60"/>
-            </w:pPr>
+            <w:r/>
             <w:r>
-              <w:rPr>
-                <w:sz w:val="20"/>
-              </w:rPr>
-              <w:t>1.0</w:t>
+              <w:t>Data Protection Lead</w:t>
             </w:r>
           </w:p>
         </w:tc>
         <w:tc>
           <w:tcPr>
-            <w:tcW w:type="dxa" w:w="2268"/>
-            <w:shd w:val="clear" w:color="auto" w:fill="FFFFFF"/>
+            <w:tcW w:type="dxa" w:w="4320"/>
           </w:tcPr>
           <w:p>
-            <w:pPr>
-              <w:spacing w:before="60" w:after="60"/>
-            </w:pPr>
+            <w:r/>
             <w:r>
-              <w:rPr>
-                <w:sz w:val="20"/>
-              </w:rPr>
-              <w:t>[DD Month YYYY]</w:t>
-            </w:r>
-          </w:p>
-        </w:tc>
-        <w:tc>
-          <w:tcPr>
-            <w:tcW w:type="dxa" w:w="2268"/>
-            <w:shd w:val="clear" w:color="auto" w:fill="FFFFFF"/>
-          </w:tcPr>
-          <w:p>
-            <w:pPr>
-              <w:spacing w:before="60" w:after="60"/>
-            </w:pPr>
-            <w:r>
-              <w:rPr>
-                <w:sz w:val="20"/>
-              </w:rPr>
-              <w:t>Trustees</w:t>
-            </w:r>
-          </w:p>
-        </w:tc>
-        <w:tc>
-          <w:tcPr>
-            <w:tcW w:type="dxa" w:w="2268"/>
-            <w:shd w:val="clear" w:color="auto" w:fill="FFFFFF"/>
-          </w:tcPr>
-          <w:p>
-            <w:pPr>
-              <w:spacing w:before="60" w:after="60"/>
-            </w:pPr>
-            <w:r>
-              <w:rPr>
-                <w:sz w:val="20"/>
-              </w:rPr>
-              <w:t>Initial version</w:t>
+              <w:t>Sam Mathias — via official trustee channels</w:t>
             </w:r>
           </w:p>
         </w:tc>
@@ -2754,273 +1445,337 @@
       <w:tr>
         <w:tc>
           <w:tcPr>
-            <w:tcW w:type="dxa" w:w="2268"/>
-            <w:shd w:val="clear" w:color="auto" w:fill="F9FAFB"/>
+            <w:tcW w:type="dxa" w:w="4320"/>
           </w:tcPr>
           <w:p>
-            <w:pPr>
-              <w:spacing w:before="60" w:after="60"/>
-            </w:pPr>
+            <w:r/>
             <w:r>
-              <w:rPr>
-                <w:sz w:val="20"/>
-              </w:rPr>
+              <w:t>ICO Breach Report Portal</w:t>
             </w:r>
           </w:p>
         </w:tc>
         <w:tc>
           <w:tcPr>
-            <w:tcW w:type="dxa" w:w="2268"/>
-            <w:shd w:val="clear" w:color="auto" w:fill="F9FAFB"/>
+            <w:tcW w:type="dxa" w:w="4320"/>
           </w:tcPr>
           <w:p>
-            <w:pPr>
-              <w:spacing w:before="60" w:after="60"/>
-            </w:pPr>
+            <w:r/>
             <w:r>
-              <w:rPr>
-                <w:sz w:val="20"/>
-              </w:rPr>
+              <w:t>&lt;https://ico.org.uk/for-organisations/report-a-breach/&gt;</w:t>
+            </w:r>
+          </w:p>
+        </w:tc>
+      </w:tr>
+      <w:tr>
+        <w:tc>
+          <w:tcPr>
+            <w:tcW w:type="dxa" w:w="4320"/>
+          </w:tcPr>
+          <w:p>
+            <w:r/>
+            <w:r>
+              <w:t>ICO Helpline</w:t>
             </w:r>
           </w:p>
         </w:tc>
         <w:tc>
           <w:tcPr>
-            <w:tcW w:type="dxa" w:w="2268"/>
-            <w:shd w:val="clear" w:color="auto" w:fill="F9FAFB"/>
+            <w:tcW w:type="dxa" w:w="4320"/>
           </w:tcPr>
           <w:p>
-            <w:pPr>
-              <w:spacing w:before="60" w:after="60"/>
-            </w:pPr>
+            <w:r/>
             <w:r>
-              <w:rPr>
-                <w:sz w:val="20"/>
-              </w:rPr>
+              <w:t>0303 123 1113</w:t>
+            </w:r>
+          </w:p>
+        </w:tc>
+      </w:tr>
+      <w:tr>
+        <w:tc>
+          <w:tcPr>
+            <w:tcW w:type="dxa" w:w="4320"/>
+          </w:tcPr>
+          <w:p>
+            <w:r/>
+            <w:r>
+              <w:t>ICO Guidance on Breach Reporting</w:t>
             </w:r>
           </w:p>
         </w:tc>
         <w:tc>
           <w:tcPr>
-            <w:tcW w:type="dxa" w:w="2268"/>
-            <w:shd w:val="clear" w:color="auto" w:fill="F9FAFB"/>
+            <w:tcW w:type="dxa" w:w="4320"/>
           </w:tcPr>
           <w:p>
-            <w:pPr>
-              <w:spacing w:before="60" w:after="60"/>
-            </w:pPr>
+            <w:r/>
             <w:r>
-              <w:rPr>
-                <w:sz w:val="20"/>
-              </w:rPr>
+              <w:t>&lt;https://ico.org.uk/for-organisations/uk-gdpr-guidance-and-resources/personal-data-breaches/&gt;</w:t>
             </w:r>
           </w:p>
         </w:tc>
       </w:tr>
     </w:tbl>
+    <w:p>
+      <w:r>
+        <w:rPr>
+          <w:i/>
+        </w:rPr>
+        <w:t>________________________________________</w:t>
+      </w:r>
+    </w:p>
+    <w:p>
+      <w:pPr>
+        <w:pStyle w:val="Heading2"/>
+      </w:pPr>
+      <w:r>
+        <w:t>Document Control</w:t>
+      </w:r>
+    </w:p>
+    <w:tbl>
+      <w:tblPr>
+        <w:tblStyle w:val="LightGrid-Accent1"/>
+        <w:tblW w:type="auto" w:w="0"/>
+        <w:tblLook w:firstColumn="1" w:firstRow="1" w:lastColumn="0" w:lastRow="0" w:noHBand="0" w:noVBand="1" w:val="04A0"/>
+      </w:tblPr>
+      <w:tblGrid>
+        <w:gridCol w:w="4320"/>
+        <w:gridCol w:w="4320"/>
+      </w:tblGrid>
+      <w:tr>
+        <w:tc>
+          <w:tcPr>
+            <w:tcW w:type="dxa" w:w="4320"/>
+          </w:tcPr>
+          <w:p>
+            <w:r>
+              <w:rPr>
+                <w:b/>
+              </w:rPr>
+            </w:r>
+            <w:r>
+              <w:rPr>
+                <w:b/>
+              </w:rPr>
+              <w:t>Field</w:t>
+            </w:r>
+          </w:p>
+        </w:tc>
+        <w:tc>
+          <w:tcPr>
+            <w:tcW w:type="dxa" w:w="4320"/>
+          </w:tcPr>
+          <w:p>
+            <w:r>
+              <w:rPr>
+                <w:b/>
+              </w:rPr>
+            </w:r>
+            <w:r>
+              <w:rPr>
+                <w:b/>
+              </w:rPr>
+              <w:t>Detail</w:t>
+            </w:r>
+          </w:p>
+        </w:tc>
+      </w:tr>
+      <w:tr>
+        <w:tc>
+          <w:tcPr>
+            <w:tcW w:type="dxa" w:w="4320"/>
+          </w:tcPr>
+          <w:p>
+            <w:r/>
+            <w:r>
+              <w:t>Document title</w:t>
+            </w:r>
+          </w:p>
+        </w:tc>
+        <w:tc>
+          <w:tcPr>
+            <w:tcW w:type="dxa" w:w="4320"/>
+          </w:tcPr>
+          <w:p>
+            <w:r/>
+            <w:r>
+              <w:t>Data Breach Response Procedure</w:t>
+            </w:r>
+          </w:p>
+        </w:tc>
+      </w:tr>
+      <w:tr>
+        <w:tc>
+          <w:tcPr>
+            <w:tcW w:type="dxa" w:w="4320"/>
+          </w:tcPr>
+          <w:p>
+            <w:r/>
+            <w:r>
+              <w:t>Version</w:t>
+            </w:r>
+          </w:p>
+        </w:tc>
+        <w:tc>
+          <w:tcPr>
+            <w:tcW w:type="dxa" w:w="4320"/>
+          </w:tcPr>
+          <w:p>
+            <w:r/>
+            <w:r>
+              <w:t>1.0</w:t>
+            </w:r>
+          </w:p>
+        </w:tc>
+      </w:tr>
+      <w:tr>
+        <w:tc>
+          <w:tcPr>
+            <w:tcW w:type="dxa" w:w="4320"/>
+          </w:tcPr>
+          <w:p>
+            <w:r/>
+            <w:r>
+              <w:t>Date</w:t>
+            </w:r>
+          </w:p>
+        </w:tc>
+        <w:tc>
+          <w:tcPr>
+            <w:tcW w:type="dxa" w:w="4320"/>
+          </w:tcPr>
+          <w:p>
+            <w:r/>
+            <w:r>
+              <w:t>April 2026</w:t>
+            </w:r>
+          </w:p>
+        </w:tc>
+      </w:tr>
+      <w:tr>
+        <w:tc>
+          <w:tcPr>
+            <w:tcW w:type="dxa" w:w="4320"/>
+          </w:tcPr>
+          <w:p>
+            <w:r/>
+            <w:r>
+              <w:t>Owner</w:t>
+            </w:r>
+          </w:p>
+        </w:tc>
+        <w:tc>
+          <w:tcPr>
+            <w:tcW w:type="dxa" w:w="4320"/>
+          </w:tcPr>
+          <w:p>
+            <w:r/>
+            <w:r>
+              <w:t>Data Protection Lead</w:t>
+            </w:r>
+          </w:p>
+        </w:tc>
+      </w:tr>
+      <w:tr>
+        <w:tc>
+          <w:tcPr>
+            <w:tcW w:type="dxa" w:w="4320"/>
+          </w:tcPr>
+          <w:p>
+            <w:r/>
+            <w:r>
+              <w:t>Review frequency</w:t>
+            </w:r>
+          </w:p>
+        </w:tc>
+        <w:tc>
+          <w:tcPr>
+            <w:tcW w:type="dxa" w:w="4320"/>
+          </w:tcPr>
+          <w:p>
+            <w:r/>
+            <w:r>
+              <w:t>Annually, or after any breach occurs</w:t>
+            </w:r>
+          </w:p>
+        </w:tc>
+      </w:tr>
+    </w:tbl>
+    <w:p>
+      <w:pPr>
+        <w:pStyle w:val="Heading3"/>
+      </w:pPr>
+      <w:r>
+        <w:t>Related Documents</w:t>
+      </w:r>
+    </w:p>
+    <w:p>
+      <w:pPr>
+        <w:pStyle w:val="ListBullet"/>
+      </w:pPr>
+      <w:r>
+        <w:rPr>
+          <w:color w:val="1F4E79"/>
+          <w:u w:val="single"/>
+        </w:rPr>
+        <w:t>Data Retention Policy</w:t>
+      </w:r>
+    </w:p>
+    <w:p>
+      <w:pPr>
+        <w:pStyle w:val="ListBullet"/>
+      </w:pPr>
+      <w:r>
+        <w:rPr>
+          <w:color w:val="1F4E79"/>
+          <w:u w:val="single"/>
+        </w:rPr>
+        <w:t>Privacy Notice</w:t>
+      </w:r>
+    </w:p>
+    <w:p>
+      <w:pPr>
+        <w:pStyle w:val="ListBullet"/>
+      </w:pPr>
+      <w:r>
+        <w:rPr>
+          <w:color w:val="1F4E79"/>
+          <w:u w:val="single"/>
+        </w:rPr>
+        <w:t>Record of Processing Activities (ROPA)</w:t>
+      </w:r>
+    </w:p>
+    <w:p>
+      <w:pPr>
+        <w:pStyle w:val="ListBullet"/>
+      </w:pPr>
+      <w:r>
+        <w:rPr>
+          <w:color w:val="1F4E79"/>
+          <w:u w:val="single"/>
+        </w:rPr>
+        <w:t>GDPR Trustee Policy</w:t>
+      </w:r>
+    </w:p>
+    <w:p>
+      <w:pPr>
+        <w:pStyle w:val="ListBullet"/>
+      </w:pPr>
+      <w:r>
+        <w:rPr>
+          <w:color w:val="1F4E79"/>
+          <w:u w:val="single"/>
+        </w:rPr>
+        <w:t>GDPR Volunteer Policy</w:t>
+      </w:r>
+    </w:p>
     <w:sectPr>
-      <w:headerReference w:type="default" r:id="rId9"/>
-      <w:footerReference w:type="default" r:id="rId10"/>
-      <w:pgSz w:w="11906" w:h="16838"/>
-      <w:pgMar w:top="1247" w:right="1417" w:bottom="1134" w:left="1417" w:header="720" w:footer="720" w:gutter="0"/>
+      <w:pgSz w:w="12240" w:h="15840"/>
+      <w:pgMar w:top="1440" w:right="1800" w:bottom="1440" w:left="1800" w:header="720" w:footer="720" w:gutter="0"/>
       <w:cols w:space="720"/>
       <w:docGrid w:linePitch="360"/>
     </w:sectPr>
   </w:body>
 </w:document>
-</file>
-
-<file path=word/footer1.xml><?xml version="1.0" encoding="utf-8"?>
-<w:ftr xmlns:m="http://schemas.openxmlformats.org/officeDocument/2006/math" xmlns:mc="http://schemas.openxmlformats.org/markup-compatibility/2006" xmlns:mo="http://schemas.microsoft.com/office/mac/office/2008/main" xmlns:mv="urn:schemas-microsoft-com:mac:vml" xmlns:o="urn:schemas-microsoft-com:office:office" xmlns:r="http://schemas.openxmlformats.org/officeDocument/2006/relationships" xmlns:v="urn:schemas-microsoft-com:vml" xmlns:w10="urn:schemas-microsoft-com:office:word" xmlns:w14="http://schemas.microsoft.com/office/word/2010/wordml" xmlns:w="http://schemas.openxmlformats.org/wordprocessingml/2006/main" xmlns:wne="http://schemas.microsoft.com/office/word/2006/wordml" xmlns:wp14="http://schemas.microsoft.com/office/word/2010/wordprocessingDrawing" xmlns:wp="http://schemas.openxmlformats.org/drawingml/2006/wordprocessingDrawing" xmlns:wpc="http://schemas.microsoft.com/office/word/2010/wordprocessingCanvas" xmlns:wpg="http://schemas.microsoft.com/office/word/2010/wordprocessingGroup" xmlns:wpi="http://schemas.microsoft.com/office/word/2010/wordprocessingInk" xmlns:wps="http://schemas.microsoft.com/office/word/2010/wordprocessingShape" mc:Ignorable="w14 wp14">
-  <w:p>
-    <w:pPr>
-      <w:pStyle w:val="Footer"/>
-    </w:pPr>
-  </w:p>
-  <w:tbl>
-    <w:tblPr>
-      <w:tblW w:type="auto" w:w="0"/>
-      <w:jc w:val="left"/>
-      <w:tblLook w:firstColumn="1" w:firstRow="1" w:lastColumn="0" w:lastRow="0" w:noHBand="0" w:noVBand="1" w:val="04A0"/>
-      <w:tblBorders>
-        <w:top w:val="none"/>
-        <w:left w:val="none"/>
-        <w:bottom w:val="none"/>
-        <w:right w:val="none"/>
-        <w:insideH w:val="none"/>
-        <w:insideV w:val="none"/>
-      </w:tblBorders>
-    </w:tblPr>
-    <w:tblGrid>
-      <w:gridCol w:w="4535"/>
-      <w:gridCol w:w="4535"/>
-    </w:tblGrid>
-    <w:tr>
-      <w:tc>
-        <w:tcPr>
-          <w:tcW w:type="dxa" w:w="5669"/>
-          <w:shd w:val="clear" w:color="auto" w:fill="111827"/>
-        </w:tcPr>
-        <w:p>
-          <w:pPr>
-            <w:spacing w:before="80" w:after="80"/>
-          </w:pPr>
-          <w:r>
-            <w:rPr>
-              <w:color w:val="FFFFFF"/>
-              <w:sz w:val="16"/>
-            </w:rPr>
-            <w:t>Forgotten Felines Cat Rescue — Charity No. 1181190</w:t>
-          </w:r>
-        </w:p>
-      </w:tc>
-      <w:tc>
-        <w:tcPr>
-          <w:tcW w:type="dxa" w:w="3402"/>
-          <w:shd w:val="clear" w:color="auto" w:fill="111827"/>
-        </w:tcPr>
-        <w:p>
-          <w:pPr>
-            <w:spacing w:before="80" w:after="80"/>
-            <w:jc w:val="right"/>
-          </w:pPr>
-          <w:r>
-            <w:rPr>
-              <w:color w:val="FFFFFF"/>
-              <w:sz w:val="16"/>
-            </w:rPr>
-            <w:t>Data Breach Response Procedure  |  v1.0</w:t>
-          </w:r>
-        </w:p>
-      </w:tc>
-    </w:tr>
-  </w:tbl>
-</w:ftr>
-</file>
-
-<file path=word/header1.xml><?xml version="1.0" encoding="utf-8"?>
-<w:hdr xmlns:m="http://schemas.openxmlformats.org/officeDocument/2006/math" xmlns:mc="http://schemas.openxmlformats.org/markup-compatibility/2006" xmlns:mo="http://schemas.microsoft.com/office/mac/office/2008/main" xmlns:mv="urn:schemas-microsoft-com:mac:vml" xmlns:o="urn:schemas-microsoft-com:office:office" xmlns:r="http://schemas.openxmlformats.org/officeDocument/2006/relationships" xmlns:v="urn:schemas-microsoft-com:vml" xmlns:w10="urn:schemas-microsoft-com:office:word" xmlns:w14="http://schemas.microsoft.com/office/word/2010/wordml" xmlns:w="http://schemas.openxmlformats.org/wordprocessingml/2006/main" xmlns:wne="http://schemas.microsoft.com/office/word/2006/wordml" xmlns:wp14="http://schemas.microsoft.com/office/word/2010/wordprocessingDrawing" xmlns:wp="http://schemas.openxmlformats.org/drawingml/2006/wordprocessingDrawing" xmlns:wpc="http://schemas.microsoft.com/office/word/2010/wordprocessingCanvas" xmlns:wpg="http://schemas.microsoft.com/office/word/2010/wordprocessingGroup" xmlns:wpi="http://schemas.microsoft.com/office/word/2010/wordprocessingInk" xmlns:wps="http://schemas.microsoft.com/office/word/2010/wordprocessingShape" mc:Ignorable="w14 wp14">
-  <w:p>
-    <w:pPr>
-      <w:pStyle w:val="Header"/>
-    </w:pPr>
-  </w:p>
-  <w:tbl>
-    <w:tblPr>
-      <w:tblW w:type="auto" w:w="0"/>
-      <w:jc w:val="left"/>
-      <w:tblLook w:firstColumn="1" w:firstRow="1" w:lastColumn="0" w:lastRow="0" w:noHBand="0" w:noVBand="1" w:val="04A0"/>
-      <w:tblBorders>
-        <w:top w:val="none"/>
-        <w:left w:val="none"/>
-        <w:bottom w:val="none"/>
-        <w:right w:val="none"/>
-        <w:insideH w:val="none"/>
-        <w:insideV w:val="none"/>
-      </w:tblBorders>
-    </w:tblPr>
-    <w:tblGrid>
-      <w:gridCol w:w="4535"/>
-      <w:gridCol w:w="4535"/>
-    </w:tblGrid>
-    <w:tr>
-      <w:tc>
-        <w:tcPr>
-          <w:tcW w:type="dxa" w:w="4535"/>
-        </w:tcPr>
-        <w:p>
-          <w:r>
-            <w:drawing>
-              <wp:inline xmlns:a="http://schemas.openxmlformats.org/drawingml/2006/main" xmlns:pic="http://schemas.openxmlformats.org/drawingml/2006/picture">
-                <wp:extent cx="1208869" cy="576000"/>
-                <wp:docPr id="1" name="Picture 1"/>
-                <wp:cNvGraphicFramePr>
-                  <a:graphicFrameLocks noChangeAspect="1"/>
-                </wp:cNvGraphicFramePr>
-                <a:graphic>
-                  <a:graphicData uri="http://schemas.openxmlformats.org/drawingml/2006/picture">
-                    <pic:pic>
-                      <pic:nvPicPr>
-                        <pic:cNvPr id="0" name="logo.png"/>
-                        <pic:cNvPicPr/>
-                      </pic:nvPicPr>
-                      <pic:blipFill>
-                        <a:blip r:embed="rId1"/>
-                        <a:stretch>
-                          <a:fillRect/>
-                        </a:stretch>
-                      </pic:blipFill>
-                      <pic:spPr>
-                        <a:xfrm>
-                          <a:off x="0" y="0"/>
-                          <a:ext cx="1208869" cy="576000"/>
-                        </a:xfrm>
-                        <a:prstGeom prst="rect"/>
-                      </pic:spPr>
-                    </pic:pic>
-                  </a:graphicData>
-                </a:graphic>
-              </wp:inline>
-            </w:drawing>
-          </w:r>
-        </w:p>
-      </w:tc>
-      <w:tc>
-        <w:tcPr>
-          <w:tcW w:type="dxa" w:w="4535"/>
-        </w:tcPr>
-        <w:p>
-          <w:pPr>
-            <w:spacing w:before="0" w:after="20"/>
-            <w:jc w:val="right"/>
-          </w:pPr>
-          <w:r>
-            <w:rPr>
-              <w:b/>
-              <w:color w:val="111827"/>
-              <w:sz w:val="17"/>
-            </w:rPr>
-            <w:t>Forgotten Felines Cat Rescue</w:t>
-          </w:r>
-        </w:p>
-        <w:p>
-          <w:pPr>
-            <w:spacing w:before="0" w:after="20"/>
-            <w:jc w:val="right"/>
-          </w:pPr>
-          <w:r>
-            <w:rPr>
-              <w:color w:val="111827"/>
-              <w:sz w:val="17"/>
-            </w:rPr>
-            <w:t>Registered Charity No. 1181190</w:t>
-          </w:r>
-        </w:p>
-        <w:p>
-          <w:pPr>
-            <w:spacing w:before="0" w:after="20"/>
-            <w:jc w:val="right"/>
-          </w:pPr>
-          <w:r>
-            <w:rPr>
-              <w:color w:val="111827"/>
-              <w:sz w:val="17"/>
-            </w:rPr>
-            <w:t>forgottenfelineswales.org</w:t>
-          </w:r>
-        </w:p>
-      </w:tc>
-    </w:tr>
-  </w:tbl>
-  <w:p>
-    <w:pPr>
-      <w:spacing w:before="80" w:after="0"/>
-      <w:pBdr>
-        <w:bottom w:val="single" w:sz="18" w:space="1" w:color="05A44E"/>
-      </w:pBdr>
-    </w:pPr>
-  </w:p>
-</w:hdr>
 </file>
 
 <file path=word/numbering.xml><?xml version="1.0" encoding="utf-8"?>
@@ -3388,7 +2143,6 @@
     <w:rsid w:val="00FC693F"/>
     <w:rPr>
       <w:rFonts w:ascii="Calibri" w:hAnsi="Calibri"/>
-      <w:color w:val="111827"/>
       <w:sz w:val="22"/>
     </w:rPr>
   </w:style>

--- a/docs/forgotten-felines/published-policies/forgotten-felines-data-breach-response-procedure.docx
+++ b/docs/forgotten-felines/published-policies/forgotten-felines-data-breach-response-procedure.docx
@@ -507,13 +507,13 @@
         <w:tblLook w:firstColumn="1" w:firstRow="1" w:lastColumn="0" w:lastRow="0" w:noHBand="0" w:noVBand="1" w:val="04A0"/>
       </w:tblPr>
       <w:tblGrid>
-        <w:gridCol w:w="4320"/>
-        <w:gridCol w:w="4320"/>
+        <w:gridCol w:w="4536"/>
+        <w:gridCol w:w="4536"/>
       </w:tblGrid>
       <w:tr>
         <w:tc>
           <w:tcPr>
-            <w:tcW w:type="dxa" w:w="4320"/>
+            <w:tcW w:type="dxa" w:w="4536"/>
           </w:tcPr>
           <w:p>
             <w:r>
@@ -531,7 +531,7 @@
         </w:tc>
         <w:tc>
           <w:tcPr>
-            <w:tcW w:type="dxa" w:w="4320"/>
+            <w:tcW w:type="dxa" w:w="4536"/>
           </w:tcPr>
           <w:p>
             <w:r>
@@ -551,7 +551,7 @@
       <w:tr>
         <w:tc>
           <w:tcPr>
-            <w:tcW w:type="dxa" w:w="4320"/>
+            <w:tcW w:type="dxa" w:w="4536"/>
           </w:tcPr>
           <w:p>
             <w:r/>
@@ -562,7 +562,7 @@
         </w:tc>
         <w:tc>
           <w:tcPr>
-            <w:tcW w:type="dxa" w:w="4320"/>
+            <w:tcW w:type="dxa" w:w="4536"/>
           </w:tcPr>
           <w:p>
             <w:r/>
@@ -575,7 +575,7 @@
       <w:tr>
         <w:tc>
           <w:tcPr>
-            <w:tcW w:type="dxa" w:w="4320"/>
+            <w:tcW w:type="dxa" w:w="4536"/>
           </w:tcPr>
           <w:p>
             <w:r/>
@@ -586,7 +586,7 @@
         </w:tc>
         <w:tc>
           <w:tcPr>
-            <w:tcW w:type="dxa" w:w="4320"/>
+            <w:tcW w:type="dxa" w:w="4536"/>
           </w:tcPr>
           <w:p>
             <w:r/>
@@ -599,7 +599,7 @@
       <w:tr>
         <w:tc>
           <w:tcPr>
-            <w:tcW w:type="dxa" w:w="4320"/>
+            <w:tcW w:type="dxa" w:w="4536"/>
           </w:tcPr>
           <w:p>
             <w:r/>
@@ -610,7 +610,7 @@
         </w:tc>
         <w:tc>
           <w:tcPr>
-            <w:tcW w:type="dxa" w:w="4320"/>
+            <w:tcW w:type="dxa" w:w="4536"/>
           </w:tcPr>
           <w:p>
             <w:r/>
@@ -623,7 +623,7 @@
       <w:tr>
         <w:tc>
           <w:tcPr>
-            <w:tcW w:type="dxa" w:w="4320"/>
+            <w:tcW w:type="dxa" w:w="4536"/>
           </w:tcPr>
           <w:p>
             <w:r/>
@@ -634,7 +634,7 @@
         </w:tc>
         <w:tc>
           <w:tcPr>
-            <w:tcW w:type="dxa" w:w="4320"/>
+            <w:tcW w:type="dxa" w:w="4536"/>
           </w:tcPr>
           <w:p>
             <w:r/>
@@ -647,7 +647,7 @@
       <w:tr>
         <w:tc>
           <w:tcPr>
-            <w:tcW w:type="dxa" w:w="4320"/>
+            <w:tcW w:type="dxa" w:w="4536"/>
           </w:tcPr>
           <w:p>
             <w:r/>
@@ -658,7 +658,7 @@
         </w:tc>
         <w:tc>
           <w:tcPr>
-            <w:tcW w:type="dxa" w:w="4320"/>
+            <w:tcW w:type="dxa" w:w="4536"/>
           </w:tcPr>
           <w:p>
             <w:r/>
@@ -671,7 +671,7 @@
       <w:tr>
         <w:tc>
           <w:tcPr>
-            <w:tcW w:type="dxa" w:w="4320"/>
+            <w:tcW w:type="dxa" w:w="4536"/>
           </w:tcPr>
           <w:p>
             <w:r/>
@@ -682,7 +682,7 @@
         </w:tc>
         <w:tc>
           <w:tcPr>
-            <w:tcW w:type="dxa" w:w="4320"/>
+            <w:tcW w:type="dxa" w:w="4536"/>
           </w:tcPr>
           <w:p>
             <w:r/>
@@ -1240,13 +1240,13 @@
         <w:tblLook w:firstColumn="1" w:firstRow="1" w:lastColumn="0" w:lastRow="0" w:noHBand="0" w:noVBand="1" w:val="04A0"/>
       </w:tblPr>
       <w:tblGrid>
-        <w:gridCol w:w="4320"/>
-        <w:gridCol w:w="4320"/>
+        <w:gridCol w:w="4536"/>
+        <w:gridCol w:w="4536"/>
       </w:tblGrid>
       <w:tr>
         <w:tc>
           <w:tcPr>
-            <w:tcW w:type="dxa" w:w="4320"/>
+            <w:tcW w:type="dxa" w:w="4536"/>
           </w:tcPr>
           <w:p>
             <w:r>
@@ -1264,7 +1264,7 @@
         </w:tc>
         <w:tc>
           <w:tcPr>
-            <w:tcW w:type="dxa" w:w="4320"/>
+            <w:tcW w:type="dxa" w:w="4536"/>
           </w:tcPr>
           <w:p>
             <w:r>
@@ -1284,7 +1284,7 @@
       <w:tr>
         <w:tc>
           <w:tcPr>
-            <w:tcW w:type="dxa" w:w="4320"/>
+            <w:tcW w:type="dxa" w:w="4536"/>
           </w:tcPr>
           <w:p>
             <w:r/>
@@ -1295,7 +1295,7 @@
         </w:tc>
         <w:tc>
           <w:tcPr>
-            <w:tcW w:type="dxa" w:w="4320"/>
+            <w:tcW w:type="dxa" w:w="4536"/>
           </w:tcPr>
           <w:p>
             <w:r/>
@@ -1308,7 +1308,7 @@
       <w:tr>
         <w:tc>
           <w:tcPr>
-            <w:tcW w:type="dxa" w:w="4320"/>
+            <w:tcW w:type="dxa" w:w="4536"/>
           </w:tcPr>
           <w:p>
             <w:r/>
@@ -1319,7 +1319,7 @@
         </w:tc>
         <w:tc>
           <w:tcPr>
-            <w:tcW w:type="dxa" w:w="4320"/>
+            <w:tcW w:type="dxa" w:w="4536"/>
           </w:tcPr>
           <w:p>
             <w:r/>
@@ -1332,7 +1332,7 @@
       <w:tr>
         <w:tc>
           <w:tcPr>
-            <w:tcW w:type="dxa" w:w="4320"/>
+            <w:tcW w:type="dxa" w:w="4536"/>
           </w:tcPr>
           <w:p>
             <w:r/>
@@ -1343,7 +1343,7 @@
         </w:tc>
         <w:tc>
           <w:tcPr>
-            <w:tcW w:type="dxa" w:w="4320"/>
+            <w:tcW w:type="dxa" w:w="4536"/>
           </w:tcPr>
           <w:p>
             <w:r/>
@@ -1377,13 +1377,13 @@
         <w:tblLook w:firstColumn="1" w:firstRow="1" w:lastColumn="0" w:lastRow="0" w:noHBand="0" w:noVBand="1" w:val="04A0"/>
       </w:tblPr>
       <w:tblGrid>
-        <w:gridCol w:w="4320"/>
-        <w:gridCol w:w="4320"/>
+        <w:gridCol w:w="4536"/>
+        <w:gridCol w:w="4536"/>
       </w:tblGrid>
       <w:tr>
         <w:tc>
           <w:tcPr>
-            <w:tcW w:type="dxa" w:w="4320"/>
+            <w:tcW w:type="dxa" w:w="4536"/>
           </w:tcPr>
           <w:p>
             <w:r>
@@ -1401,7 +1401,7 @@
         </w:tc>
         <w:tc>
           <w:tcPr>
-            <w:tcW w:type="dxa" w:w="4320"/>
+            <w:tcW w:type="dxa" w:w="4536"/>
           </w:tcPr>
           <w:p>
             <w:r>
@@ -1421,7 +1421,7 @@
       <w:tr>
         <w:tc>
           <w:tcPr>
-            <w:tcW w:type="dxa" w:w="4320"/>
+            <w:tcW w:type="dxa" w:w="4536"/>
           </w:tcPr>
           <w:p>
             <w:r/>
@@ -1432,7 +1432,7 @@
         </w:tc>
         <w:tc>
           <w:tcPr>
-            <w:tcW w:type="dxa" w:w="4320"/>
+            <w:tcW w:type="dxa" w:w="4536"/>
           </w:tcPr>
           <w:p>
             <w:r/>
@@ -1445,7 +1445,7 @@
       <w:tr>
         <w:tc>
           <w:tcPr>
-            <w:tcW w:type="dxa" w:w="4320"/>
+            <w:tcW w:type="dxa" w:w="4536"/>
           </w:tcPr>
           <w:p>
             <w:r/>
@@ -1456,7 +1456,7 @@
         </w:tc>
         <w:tc>
           <w:tcPr>
-            <w:tcW w:type="dxa" w:w="4320"/>
+            <w:tcW w:type="dxa" w:w="4536"/>
           </w:tcPr>
           <w:p>
             <w:r/>
@@ -1469,7 +1469,7 @@
       <w:tr>
         <w:tc>
           <w:tcPr>
-            <w:tcW w:type="dxa" w:w="4320"/>
+            <w:tcW w:type="dxa" w:w="4536"/>
           </w:tcPr>
           <w:p>
             <w:r/>
@@ -1480,7 +1480,7 @@
         </w:tc>
         <w:tc>
           <w:tcPr>
-            <w:tcW w:type="dxa" w:w="4320"/>
+            <w:tcW w:type="dxa" w:w="4536"/>
           </w:tcPr>
           <w:p>
             <w:r/>
@@ -1493,7 +1493,7 @@
       <w:tr>
         <w:tc>
           <w:tcPr>
-            <w:tcW w:type="dxa" w:w="4320"/>
+            <w:tcW w:type="dxa" w:w="4536"/>
           </w:tcPr>
           <w:p>
             <w:r/>
@@ -1504,7 +1504,7 @@
         </w:tc>
         <w:tc>
           <w:tcPr>
-            <w:tcW w:type="dxa" w:w="4320"/>
+            <w:tcW w:type="dxa" w:w="4536"/>
           </w:tcPr>
           <w:p>
             <w:r/>
@@ -1538,13 +1538,13 @@
         <w:tblLook w:firstColumn="1" w:firstRow="1" w:lastColumn="0" w:lastRow="0" w:noHBand="0" w:noVBand="1" w:val="04A0"/>
       </w:tblPr>
       <w:tblGrid>
-        <w:gridCol w:w="4320"/>
-        <w:gridCol w:w="4320"/>
+        <w:gridCol w:w="4536"/>
+        <w:gridCol w:w="4536"/>
       </w:tblGrid>
       <w:tr>
         <w:tc>
           <w:tcPr>
-            <w:tcW w:type="dxa" w:w="4320"/>
+            <w:tcW w:type="dxa" w:w="4536"/>
           </w:tcPr>
           <w:p>
             <w:r>
@@ -1562,7 +1562,7 @@
         </w:tc>
         <w:tc>
           <w:tcPr>
-            <w:tcW w:type="dxa" w:w="4320"/>
+            <w:tcW w:type="dxa" w:w="4536"/>
           </w:tcPr>
           <w:p>
             <w:r>
@@ -1582,7 +1582,7 @@
       <w:tr>
         <w:tc>
           <w:tcPr>
-            <w:tcW w:type="dxa" w:w="4320"/>
+            <w:tcW w:type="dxa" w:w="4536"/>
           </w:tcPr>
           <w:p>
             <w:r/>
@@ -1593,7 +1593,7 @@
         </w:tc>
         <w:tc>
           <w:tcPr>
-            <w:tcW w:type="dxa" w:w="4320"/>
+            <w:tcW w:type="dxa" w:w="4536"/>
           </w:tcPr>
           <w:p>
             <w:r/>
@@ -1606,7 +1606,7 @@
       <w:tr>
         <w:tc>
           <w:tcPr>
-            <w:tcW w:type="dxa" w:w="4320"/>
+            <w:tcW w:type="dxa" w:w="4536"/>
           </w:tcPr>
           <w:p>
             <w:r/>
@@ -1617,7 +1617,7 @@
         </w:tc>
         <w:tc>
           <w:tcPr>
-            <w:tcW w:type="dxa" w:w="4320"/>
+            <w:tcW w:type="dxa" w:w="4536"/>
           </w:tcPr>
           <w:p>
             <w:r/>
@@ -1630,7 +1630,7 @@
       <w:tr>
         <w:tc>
           <w:tcPr>
-            <w:tcW w:type="dxa" w:w="4320"/>
+            <w:tcW w:type="dxa" w:w="4536"/>
           </w:tcPr>
           <w:p>
             <w:r/>
@@ -1641,7 +1641,7 @@
         </w:tc>
         <w:tc>
           <w:tcPr>
-            <w:tcW w:type="dxa" w:w="4320"/>
+            <w:tcW w:type="dxa" w:w="4536"/>
           </w:tcPr>
           <w:p>
             <w:r/>
@@ -1654,7 +1654,7 @@
       <w:tr>
         <w:tc>
           <w:tcPr>
-            <w:tcW w:type="dxa" w:w="4320"/>
+            <w:tcW w:type="dxa" w:w="4536"/>
           </w:tcPr>
           <w:p>
             <w:r/>
@@ -1665,7 +1665,7 @@
         </w:tc>
         <w:tc>
           <w:tcPr>
-            <w:tcW w:type="dxa" w:w="4320"/>
+            <w:tcW w:type="dxa" w:w="4536"/>
           </w:tcPr>
           <w:p>
             <w:r/>
@@ -1678,7 +1678,7 @@
       <w:tr>
         <w:tc>
           <w:tcPr>
-            <w:tcW w:type="dxa" w:w="4320"/>
+            <w:tcW w:type="dxa" w:w="4536"/>
           </w:tcPr>
           <w:p>
             <w:r/>
@@ -1689,7 +1689,7 @@
         </w:tc>
         <w:tc>
           <w:tcPr>
-            <w:tcW w:type="dxa" w:w="4320"/>
+            <w:tcW w:type="dxa" w:w="4536"/>
           </w:tcPr>
           <w:p>
             <w:r/>
@@ -1769,13 +1769,208 @@
       </w:r>
     </w:p>
     <w:sectPr>
-      <w:pgSz w:w="12240" w:h="15840"/>
-      <w:pgMar w:top="1440" w:right="1800" w:bottom="1440" w:left="1800" w:header="720" w:footer="720" w:gutter="0"/>
+      <w:headerReference w:type="default" r:id="rId9"/>
+      <w:footerReference w:type="default" r:id="rId10"/>
+      <w:pgSz w:w="11906" w:h="16838"/>
+      <w:pgMar w:top="1247" w:right="1417" w:bottom="1134" w:left="1417" w:header="720" w:footer="720" w:gutter="0"/>
       <w:cols w:space="720"/>
       <w:docGrid w:linePitch="360"/>
     </w:sectPr>
   </w:body>
 </w:document>
+</file>
+
+<file path=word/footer1.xml><?xml version="1.0" encoding="utf-8"?>
+<w:ftr xmlns:m="http://schemas.openxmlformats.org/officeDocument/2006/math" xmlns:mc="http://schemas.openxmlformats.org/markup-compatibility/2006" xmlns:mo="http://schemas.microsoft.com/office/mac/office/2008/main" xmlns:mv="urn:schemas-microsoft-com:mac:vml" xmlns:o="urn:schemas-microsoft-com:office:office" xmlns:r="http://schemas.openxmlformats.org/officeDocument/2006/relationships" xmlns:v="urn:schemas-microsoft-com:vml" xmlns:w10="urn:schemas-microsoft-com:office:word" xmlns:w14="http://schemas.microsoft.com/office/word/2010/wordml" xmlns:w="http://schemas.openxmlformats.org/wordprocessingml/2006/main" xmlns:wne="http://schemas.microsoft.com/office/word/2006/wordml" xmlns:wp14="http://schemas.microsoft.com/office/word/2010/wordprocessingDrawing" xmlns:wp="http://schemas.openxmlformats.org/drawingml/2006/wordprocessingDrawing" xmlns:wpc="http://schemas.microsoft.com/office/word/2010/wordprocessingCanvas" xmlns:wpg="http://schemas.microsoft.com/office/word/2010/wordprocessingGroup" xmlns:wpi="http://schemas.microsoft.com/office/word/2010/wordprocessingInk" xmlns:wps="http://schemas.microsoft.com/office/word/2010/wordprocessingShape" mc:Ignorable="w14 wp14">
+  <w:p>
+    <w:pPr>
+      <w:pStyle w:val="Footer"/>
+    </w:pPr>
+  </w:p>
+  <w:tbl>
+    <w:tblPr>
+      <w:tblW w:type="auto" w:w="0"/>
+      <w:jc w:val="left"/>
+      <w:tblLook w:firstColumn="1" w:firstRow="1" w:lastColumn="0" w:lastRow="0" w:noHBand="0" w:noVBand="1" w:val="04A0"/>
+      <w:tblBorders>
+        <w:top w:val="none"/>
+        <w:left w:val="none"/>
+        <w:bottom w:val="none"/>
+        <w:right w:val="none"/>
+        <w:insideH w:val="none"/>
+        <w:insideV w:val="none"/>
+      </w:tblBorders>
+    </w:tblPr>
+    <w:tblGrid>
+      <w:gridCol w:w="4535"/>
+      <w:gridCol w:w="4535"/>
+    </w:tblGrid>
+    <w:tr>
+      <w:tc>
+        <w:tcPr>
+          <w:tcW w:type="dxa" w:w="5669"/>
+          <w:shd w:val="clear" w:color="auto" w:fill="111827"/>
+        </w:tcPr>
+        <w:p>
+          <w:pPr>
+            <w:spacing w:before="80" w:after="80"/>
+          </w:pPr>
+          <w:r>
+            <w:rPr>
+              <w:color w:val="FFFFFF"/>
+              <w:sz w:val="16"/>
+            </w:rPr>
+            <w:t>Forgotten Felines Cat Rescue — Charity No. 1181190</w:t>
+          </w:r>
+        </w:p>
+      </w:tc>
+      <w:tc>
+        <w:tcPr>
+          <w:tcW w:type="dxa" w:w="3402"/>
+          <w:shd w:val="clear" w:color="auto" w:fill="111827"/>
+        </w:tcPr>
+        <w:p>
+          <w:pPr>
+            <w:spacing w:before="80" w:after="80"/>
+            <w:jc w:val="right"/>
+          </w:pPr>
+          <w:r>
+            <w:rPr>
+              <w:color w:val="FFFFFF"/>
+              <w:sz w:val="16"/>
+            </w:rPr>
+            <w:t>[Policy Title]  |  v[1.0]</w:t>
+          </w:r>
+        </w:p>
+      </w:tc>
+    </w:tr>
+  </w:tbl>
+</w:ftr>
+</file>
+
+<file path=word/header1.xml><?xml version="1.0" encoding="utf-8"?>
+<w:hdr xmlns:m="http://schemas.openxmlformats.org/officeDocument/2006/math" xmlns:mc="http://schemas.openxmlformats.org/markup-compatibility/2006" xmlns:mo="http://schemas.microsoft.com/office/mac/office/2008/main" xmlns:mv="urn:schemas-microsoft-com:mac:vml" xmlns:o="urn:schemas-microsoft-com:office:office" xmlns:r="http://schemas.openxmlformats.org/officeDocument/2006/relationships" xmlns:v="urn:schemas-microsoft-com:vml" xmlns:w10="urn:schemas-microsoft-com:office:word" xmlns:w14="http://schemas.microsoft.com/office/word/2010/wordml" xmlns:w="http://schemas.openxmlformats.org/wordprocessingml/2006/main" xmlns:wne="http://schemas.microsoft.com/office/word/2006/wordml" xmlns:wp14="http://schemas.microsoft.com/office/word/2010/wordprocessingDrawing" xmlns:wp="http://schemas.openxmlformats.org/drawingml/2006/wordprocessingDrawing" xmlns:wpc="http://schemas.microsoft.com/office/word/2010/wordprocessingCanvas" xmlns:wpg="http://schemas.microsoft.com/office/word/2010/wordprocessingGroup" xmlns:wpi="http://schemas.microsoft.com/office/word/2010/wordprocessingInk" xmlns:wps="http://schemas.microsoft.com/office/word/2010/wordprocessingShape" mc:Ignorable="w14 wp14">
+  <w:p>
+    <w:pPr>
+      <w:pStyle w:val="Header"/>
+    </w:pPr>
+  </w:p>
+  <w:tbl>
+    <w:tblPr>
+      <w:tblW w:type="auto" w:w="0"/>
+      <w:jc w:val="left"/>
+      <w:tblLook w:firstColumn="1" w:firstRow="1" w:lastColumn="0" w:lastRow="0" w:noHBand="0" w:noVBand="1" w:val="04A0"/>
+      <w:tblBorders>
+        <w:top w:val="none"/>
+        <w:left w:val="none"/>
+        <w:bottom w:val="none"/>
+        <w:right w:val="none"/>
+        <w:insideH w:val="none"/>
+        <w:insideV w:val="none"/>
+      </w:tblBorders>
+    </w:tblPr>
+    <w:tblGrid>
+      <w:gridCol w:w="4535"/>
+      <w:gridCol w:w="4535"/>
+    </w:tblGrid>
+    <w:tr>
+      <w:tc>
+        <w:tcPr>
+          <w:tcW w:type="dxa" w:w="4535"/>
+        </w:tcPr>
+        <w:p>
+          <w:r>
+            <w:drawing>
+              <wp:inline xmlns:a="http://schemas.openxmlformats.org/drawingml/2006/main" xmlns:pic="http://schemas.openxmlformats.org/drawingml/2006/picture">
+                <wp:extent cx="1208869" cy="576000"/>
+                <wp:docPr id="1" name="Picture 1"/>
+                <wp:cNvGraphicFramePr>
+                  <a:graphicFrameLocks noChangeAspect="1"/>
+                </wp:cNvGraphicFramePr>
+                <a:graphic>
+                  <a:graphicData uri="http://schemas.openxmlformats.org/drawingml/2006/picture">
+                    <pic:pic>
+                      <pic:nvPicPr>
+                        <pic:cNvPr id="0" name="logo.png"/>
+                        <pic:cNvPicPr/>
+                      </pic:nvPicPr>
+                      <pic:blipFill>
+                        <a:blip r:embed="rId1"/>
+                        <a:stretch>
+                          <a:fillRect/>
+                        </a:stretch>
+                      </pic:blipFill>
+                      <pic:spPr>
+                        <a:xfrm>
+                          <a:off x="0" y="0"/>
+                          <a:ext cx="1208869" cy="576000"/>
+                        </a:xfrm>
+                        <a:prstGeom prst="rect"/>
+                      </pic:spPr>
+                    </pic:pic>
+                  </a:graphicData>
+                </a:graphic>
+              </wp:inline>
+            </w:drawing>
+          </w:r>
+        </w:p>
+      </w:tc>
+      <w:tc>
+        <w:tcPr>
+          <w:tcW w:type="dxa" w:w="4535"/>
+        </w:tcPr>
+        <w:p>
+          <w:pPr>
+            <w:spacing w:before="0" w:after="20"/>
+            <w:jc w:val="right"/>
+          </w:pPr>
+          <w:r>
+            <w:rPr>
+              <w:b/>
+              <w:color w:val="111827"/>
+              <w:sz w:val="17"/>
+            </w:rPr>
+            <w:t>Forgotten Felines Cat Rescue</w:t>
+          </w:r>
+        </w:p>
+        <w:p>
+          <w:pPr>
+            <w:spacing w:before="0" w:after="20"/>
+            <w:jc w:val="right"/>
+          </w:pPr>
+          <w:r>
+            <w:rPr>
+              <w:color w:val="111827"/>
+              <w:sz w:val="17"/>
+            </w:rPr>
+            <w:t>Registered Charity No. 1181190</w:t>
+          </w:r>
+        </w:p>
+        <w:p>
+          <w:pPr>
+            <w:spacing w:before="0" w:after="20"/>
+            <w:jc w:val="right"/>
+          </w:pPr>
+          <w:r>
+            <w:rPr>
+              <w:color w:val="111827"/>
+              <w:sz w:val="17"/>
+            </w:rPr>
+            <w:t>forgottenfelineswales.org</w:t>
+          </w:r>
+        </w:p>
+      </w:tc>
+    </w:tr>
+  </w:tbl>
+  <w:p>
+    <w:pPr>
+      <w:spacing w:before="80" w:after="0"/>
+      <w:pBdr>
+        <w:bottom w:val="single" w:sz="18" w:space="1" w:color="05A44E"/>
+      </w:pBdr>
+    </w:pPr>
+  </w:p>
+</w:hdr>
 </file>
 
 <file path=word/numbering.xml><?xml version="1.0" encoding="utf-8"?>
@@ -2143,6 +2338,7 @@
     <w:rsid w:val="00FC693F"/>
     <w:rPr>
       <w:rFonts w:ascii="Calibri" w:hAnsi="Calibri"/>
+      <w:color w:val="111827"/>
       <w:sz w:val="22"/>
     </w:rPr>
   </w:style>
